--- a/LABlogbook.docx
+++ b/LABlogbook.docx
@@ -313,17 +313,7 @@
           <w:sz w:val="24"/>
           <w:szCs w:val="24"/>
         </w:rPr>
-        <w:t xml:space="preserve">Test </w:t>
-      </w:r>
-      <w:r>
-        <w:rPr>
-          <w:rFonts w:eastAsia="Consolas" w:cstheme="minorHAnsi"/>
-          <w:b/>
-          <w:bCs/>
-          <w:sz w:val="24"/>
-          <w:szCs w:val="24"/>
-        </w:rPr>
-        <w:t>Summary</w:t>
+        <w:t>Test Summary</w:t>
       </w:r>
       <w:r>
         <w:rPr>
@@ -1183,6 +1173,7 @@
       </w:pPr>
       <w:r>
         <w:rPr>
+          <w:noProof/>
           <w:sz w:val="44"/>
           <w:szCs w:val="44"/>
           <w:u w:val="single"/>
@@ -1519,35 +1510,7 @@
           <w:lang w:val="en-US"/>
           <w14:ligatures w14:val="none"/>
         </w:rPr>
-        <w:t xml:space="preserve"> Layer (</w:t>
-      </w:r>
-      <w:proofErr w:type="gramStart"/>
-      <w:r>
-        <w:rPr>
-          <w:rFonts w:ascii="Consolas" w:eastAsia="Times New Roman" w:hAnsi="Consolas" w:cs="Courier New"/>
-          <w:b/>
-          <w:bCs/>
-          <w:kern w:val="0"/>
-          <w:sz w:val="18"/>
-          <w:szCs w:val="18"/>
-          <w:lang w:val="en-US"/>
-          <w14:ligatures w14:val="none"/>
-        </w:rPr>
-        <w:t xml:space="preserve">type)   </w:t>
-      </w:r>
-      <w:proofErr w:type="gramEnd"/>
-      <w:r>
-        <w:rPr>
-          <w:rFonts w:ascii="Consolas" w:eastAsia="Times New Roman" w:hAnsi="Consolas" w:cs="Courier New"/>
-          <w:b/>
-          <w:bCs/>
-          <w:kern w:val="0"/>
-          <w:sz w:val="18"/>
-          <w:szCs w:val="18"/>
-          <w:lang w:val="en-US"/>
-          <w14:ligatures w14:val="none"/>
-        </w:rPr>
-        <w:t xml:space="preserve">                 </w:t>
+        <w:t xml:space="preserve"> Layer (type)                    </w:t>
       </w:r>
       <w:r>
         <w:rPr>
@@ -1698,7 +1661,6 @@
         </w:rPr>
         <w:t>│ dense_9 (</w:t>
       </w:r>
-      <w:proofErr w:type="gramStart"/>
       <w:r>
         <w:rPr>
           <w:rFonts w:ascii="Consolas" w:eastAsia="Times New Roman" w:hAnsi="Consolas" w:cs="Courier New"/>
@@ -1720,19 +1682,7 @@
           <w:lang w:val="en-US"/>
           <w14:ligatures w14:val="none"/>
         </w:rPr>
-        <w:t xml:space="preserve">)   </w:t>
-      </w:r>
-      <w:proofErr w:type="gramEnd"/>
-      <w:r>
-        <w:rPr>
-          <w:rFonts w:ascii="Consolas" w:eastAsia="Times New Roman" w:hAnsi="Consolas" w:cs="Courier New"/>
-          <w:kern w:val="0"/>
-          <w:sz w:val="18"/>
-          <w:szCs w:val="18"/>
-          <w:lang w:val="en-US"/>
-          <w14:ligatures w14:val="none"/>
-        </w:rPr>
-        <w:t xml:space="preserve">              │ (</w:t>
+        <w:t>)                 │ (</w:t>
       </w:r>
       <w:r>
         <w:rPr>
@@ -1893,7 +1843,6 @@
         </w:rPr>
         <w:t>│ dense_10 (</w:t>
       </w:r>
-      <w:proofErr w:type="gramStart"/>
       <w:r>
         <w:rPr>
           <w:rFonts w:ascii="Consolas" w:eastAsia="Times New Roman" w:hAnsi="Consolas" w:cs="Courier New"/>
@@ -1915,19 +1864,7 @@
           <w:lang w:val="en-US"/>
           <w14:ligatures w14:val="none"/>
         </w:rPr>
-        <w:t xml:space="preserve">)   </w:t>
-      </w:r>
-      <w:proofErr w:type="gramEnd"/>
-      <w:r>
-        <w:rPr>
-          <w:rFonts w:ascii="Consolas" w:eastAsia="Times New Roman" w:hAnsi="Consolas" w:cs="Courier New"/>
-          <w:kern w:val="0"/>
-          <w:sz w:val="18"/>
-          <w:szCs w:val="18"/>
-          <w:lang w:val="en-US"/>
-          <w14:ligatures w14:val="none"/>
-        </w:rPr>
-        <w:t xml:space="preserve">             │ (</w:t>
+        <w:t>)                │ (</w:t>
       </w:r>
       <w:r>
         <w:rPr>
@@ -2088,7 +2025,6 @@
         </w:rPr>
         <w:t>│ dense_11 (</w:t>
       </w:r>
-      <w:proofErr w:type="gramStart"/>
       <w:r>
         <w:rPr>
           <w:rFonts w:ascii="Consolas" w:eastAsia="Times New Roman" w:hAnsi="Consolas" w:cs="Courier New"/>
@@ -2110,19 +2046,7 @@
           <w:lang w:val="en-US"/>
           <w14:ligatures w14:val="none"/>
         </w:rPr>
-        <w:t xml:space="preserve">)   </w:t>
-      </w:r>
-      <w:proofErr w:type="gramEnd"/>
-      <w:r>
-        <w:rPr>
-          <w:rFonts w:ascii="Consolas" w:eastAsia="Times New Roman" w:hAnsi="Consolas" w:cs="Courier New"/>
-          <w:kern w:val="0"/>
-          <w:sz w:val="18"/>
-          <w:szCs w:val="18"/>
-          <w:lang w:val="en-US"/>
-          <w14:ligatures w14:val="none"/>
-        </w:rPr>
-        <w:t xml:space="preserve">             │ (</w:t>
+        <w:t>)                │ (</w:t>
       </w:r>
       <w:r>
         <w:rPr>
@@ -2283,7 +2207,6 @@
         </w:rPr>
         <w:t>│ dropout_1 (</w:t>
       </w:r>
-      <w:proofErr w:type="gramStart"/>
       <w:r>
         <w:rPr>
           <w:rFonts w:ascii="Consolas" w:eastAsia="Times New Roman" w:hAnsi="Consolas" w:cs="Courier New"/>
@@ -2305,19 +2228,7 @@
           <w:lang w:val="en-US"/>
           <w14:ligatures w14:val="none"/>
         </w:rPr>
-        <w:t xml:space="preserve">)   </w:t>
-      </w:r>
-      <w:proofErr w:type="gramEnd"/>
-      <w:r>
-        <w:rPr>
-          <w:rFonts w:ascii="Consolas" w:eastAsia="Times New Roman" w:hAnsi="Consolas" w:cs="Courier New"/>
-          <w:kern w:val="0"/>
-          <w:sz w:val="18"/>
-          <w:szCs w:val="18"/>
-          <w:lang w:val="en-US"/>
-          <w14:ligatures w14:val="none"/>
-        </w:rPr>
-        <w:t xml:space="preserve">          │ (</w:t>
+        <w:t>)             │ (</w:t>
       </w:r>
       <w:r>
         <w:rPr>
@@ -2478,7 +2389,6 @@
         </w:rPr>
         <w:t>│ dense_12 (</w:t>
       </w:r>
-      <w:proofErr w:type="gramStart"/>
       <w:r>
         <w:rPr>
           <w:rFonts w:ascii="Consolas" w:eastAsia="Times New Roman" w:hAnsi="Consolas" w:cs="Courier New"/>
@@ -2500,19 +2410,7 @@
           <w:lang w:val="en-US"/>
           <w14:ligatures w14:val="none"/>
         </w:rPr>
-        <w:t xml:space="preserve">)   </w:t>
-      </w:r>
-      <w:proofErr w:type="gramEnd"/>
-      <w:r>
-        <w:rPr>
-          <w:rFonts w:ascii="Consolas" w:eastAsia="Times New Roman" w:hAnsi="Consolas" w:cs="Courier New"/>
-          <w:kern w:val="0"/>
-          <w:sz w:val="18"/>
-          <w:szCs w:val="18"/>
-          <w:lang w:val="en-US"/>
-          <w14:ligatures w14:val="none"/>
-        </w:rPr>
-        <w:t xml:space="preserve">             │ (</w:t>
+        <w:t>)                │ (</w:t>
       </w:r>
       <w:r>
         <w:rPr>
@@ -2939,6 +2837,2154 @@
     </w:p>
     <w:p>
       <w:pPr>
+        <w:shd w:val="clear" w:color="auto" w:fill="FFFFFF"/>
+        <w:tabs>
+          <w:tab w:val="left" w:pos="916"/>
+          <w:tab w:val="left" w:pos="1832"/>
+          <w:tab w:val="left" w:pos="2748"/>
+          <w:tab w:val="left" w:pos="3664"/>
+          <w:tab w:val="left" w:pos="4580"/>
+          <w:tab w:val="left" w:pos="5496"/>
+          <w:tab w:val="left" w:pos="6412"/>
+          <w:tab w:val="left" w:pos="7328"/>
+          <w:tab w:val="left" w:pos="8244"/>
+          <w:tab w:val="left" w:pos="9160"/>
+          <w:tab w:val="left" w:pos="10076"/>
+          <w:tab w:val="left" w:pos="10992"/>
+          <w:tab w:val="left" w:pos="11908"/>
+          <w:tab w:val="left" w:pos="12824"/>
+          <w:tab w:val="left" w:pos="13740"/>
+          <w:tab w:val="left" w:pos="14656"/>
+        </w:tabs>
+        <w:wordWrap w:val="0"/>
+        <w:spacing w:before="360" w:after="360" w:line="240" w:lineRule="auto"/>
+        <w:ind w:left="480" w:right="480"/>
+        <w:rPr>
+          <w:rFonts w:ascii="Consolas" w:eastAsia="Times New Roman" w:hAnsi="Consolas" w:cs="Courier New"/>
+          <w:kern w:val="0"/>
+          <w:sz w:val="20"/>
+          <w:szCs w:val="20"/>
+          <w:lang w:val="en-US"/>
+          <w14:ligatures w14:val="none"/>
+        </w:rPr>
+      </w:pPr>
+      <w:r>
+        <w:rPr>
+          <w:rFonts w:ascii="Consolas" w:eastAsia="Times New Roman" w:hAnsi="Consolas" w:cs="Courier New"/>
+          <w:b/>
+          <w:bCs/>
+          <w:kern w:val="0"/>
+          <w:sz w:val="20"/>
+          <w:szCs w:val="20"/>
+          <w:lang w:val="en-US"/>
+          <w14:ligatures w14:val="none"/>
+        </w:rPr>
+        <w:t>Model: "sequential_2"</w:t>
+      </w:r>
+    </w:p>
+    <w:p>
+      <w:pPr>
+        <w:shd w:val="clear" w:color="auto" w:fill="FFFFFF"/>
+        <w:tabs>
+          <w:tab w:val="left" w:pos="916"/>
+          <w:tab w:val="left" w:pos="1832"/>
+          <w:tab w:val="left" w:pos="2748"/>
+          <w:tab w:val="left" w:pos="3664"/>
+          <w:tab w:val="left" w:pos="4580"/>
+          <w:tab w:val="left" w:pos="5496"/>
+          <w:tab w:val="left" w:pos="6412"/>
+          <w:tab w:val="left" w:pos="7328"/>
+          <w:tab w:val="left" w:pos="8244"/>
+          <w:tab w:val="left" w:pos="9160"/>
+          <w:tab w:val="left" w:pos="10076"/>
+          <w:tab w:val="left" w:pos="10992"/>
+          <w:tab w:val="left" w:pos="11908"/>
+          <w:tab w:val="left" w:pos="12824"/>
+          <w:tab w:val="left" w:pos="13740"/>
+          <w:tab w:val="left" w:pos="14656"/>
+        </w:tabs>
+        <w:wordWrap w:val="0"/>
+        <w:spacing w:before="360" w:after="360" w:line="240" w:lineRule="auto"/>
+        <w:ind w:left="480" w:right="480"/>
+        <w:rPr>
+          <w:rFonts w:ascii="Consolas" w:eastAsia="Times New Roman" w:hAnsi="Consolas" w:cs="Courier New"/>
+          <w:kern w:val="0"/>
+          <w:sz w:val="14"/>
+          <w:szCs w:val="14"/>
+          <w:lang w:val="en-US"/>
+          <w14:ligatures w14:val="none"/>
+        </w:rPr>
+      </w:pPr>
+      <w:r>
+        <w:rPr>
+          <w:rFonts w:ascii="Consolas" w:eastAsia="Times New Roman" w:hAnsi="Consolas" w:cs="Courier New"/>
+          <w:kern w:val="0"/>
+          <w:sz w:val="14"/>
+          <w:szCs w:val="14"/>
+          <w:lang w:val="en-US"/>
+          <w14:ligatures w14:val="none"/>
+        </w:rPr>
+        <w:lastRenderedPageBreak/>
+        <w:t>┏━━━━━━━━━━━━━━━━━━━━━━━━━━━━━━━━━┳━━━━━━━━━━━━━━━━━━━━━━━━┳━━━━━━━━━━━━━━━┓</w:t>
+      </w:r>
+    </w:p>
+    <w:p>
+      <w:pPr>
+        <w:shd w:val="clear" w:color="auto" w:fill="FFFFFF"/>
+        <w:tabs>
+          <w:tab w:val="left" w:pos="916"/>
+          <w:tab w:val="left" w:pos="1832"/>
+          <w:tab w:val="left" w:pos="2748"/>
+          <w:tab w:val="left" w:pos="3664"/>
+          <w:tab w:val="left" w:pos="4580"/>
+          <w:tab w:val="left" w:pos="5496"/>
+          <w:tab w:val="left" w:pos="6412"/>
+          <w:tab w:val="left" w:pos="7328"/>
+          <w:tab w:val="left" w:pos="8244"/>
+          <w:tab w:val="left" w:pos="9160"/>
+          <w:tab w:val="left" w:pos="10076"/>
+          <w:tab w:val="left" w:pos="10992"/>
+          <w:tab w:val="left" w:pos="11908"/>
+          <w:tab w:val="left" w:pos="12824"/>
+          <w:tab w:val="left" w:pos="13740"/>
+          <w:tab w:val="left" w:pos="14656"/>
+        </w:tabs>
+        <w:wordWrap w:val="0"/>
+        <w:spacing w:before="360" w:after="360" w:line="240" w:lineRule="auto"/>
+        <w:ind w:left="480" w:right="480"/>
+        <w:rPr>
+          <w:rFonts w:ascii="Consolas" w:eastAsia="Times New Roman" w:hAnsi="Consolas" w:cs="Courier New"/>
+          <w:kern w:val="0"/>
+          <w:sz w:val="14"/>
+          <w:szCs w:val="14"/>
+          <w:lang w:val="en-US"/>
+          <w14:ligatures w14:val="none"/>
+        </w:rPr>
+      </w:pPr>
+      <w:r>
+        <w:rPr>
+          <w:rFonts w:ascii="Consolas" w:eastAsia="Times New Roman" w:hAnsi="Consolas" w:cs="Courier New"/>
+          <w:kern w:val="0"/>
+          <w:sz w:val="14"/>
+          <w:szCs w:val="14"/>
+          <w:lang w:val="en-US"/>
+          <w14:ligatures w14:val="none"/>
+        </w:rPr>
+        <w:t>┃</w:t>
+      </w:r>
+      <w:r>
+        <w:rPr>
+          <w:rFonts w:ascii="Consolas" w:eastAsia="Times New Roman" w:hAnsi="Consolas" w:cs="Courier New"/>
+          <w:b/>
+          <w:bCs/>
+          <w:kern w:val="0"/>
+          <w:sz w:val="14"/>
+          <w:szCs w:val="14"/>
+          <w:lang w:val="en-US"/>
+          <w14:ligatures w14:val="none"/>
+        </w:rPr>
+        <w:t xml:space="preserve"> Layer (type)                    </w:t>
+      </w:r>
+      <w:r>
+        <w:rPr>
+          <w:rFonts w:ascii="Consolas" w:eastAsia="Times New Roman" w:hAnsi="Consolas" w:cs="Courier New"/>
+          <w:kern w:val="0"/>
+          <w:sz w:val="14"/>
+          <w:szCs w:val="14"/>
+          <w:lang w:val="en-US"/>
+          <w14:ligatures w14:val="none"/>
+        </w:rPr>
+        <w:t>┃</w:t>
+      </w:r>
+      <w:r>
+        <w:rPr>
+          <w:rFonts w:ascii="Consolas" w:eastAsia="Times New Roman" w:hAnsi="Consolas" w:cs="Courier New"/>
+          <w:b/>
+          <w:bCs/>
+          <w:kern w:val="0"/>
+          <w:sz w:val="14"/>
+          <w:szCs w:val="14"/>
+          <w:lang w:val="en-US"/>
+          <w14:ligatures w14:val="none"/>
+        </w:rPr>
+        <w:t xml:space="preserve"> Output Shape           </w:t>
+      </w:r>
+      <w:r>
+        <w:rPr>
+          <w:rFonts w:ascii="Consolas" w:eastAsia="Times New Roman" w:hAnsi="Consolas" w:cs="Courier New"/>
+          <w:kern w:val="0"/>
+          <w:sz w:val="14"/>
+          <w:szCs w:val="14"/>
+          <w:lang w:val="en-US"/>
+          <w14:ligatures w14:val="none"/>
+        </w:rPr>
+        <w:t>┃</w:t>
+      </w:r>
+      <w:r>
+        <w:rPr>
+          <w:rFonts w:ascii="Consolas" w:eastAsia="Times New Roman" w:hAnsi="Consolas" w:cs="Courier New"/>
+          <w:b/>
+          <w:bCs/>
+          <w:kern w:val="0"/>
+          <w:sz w:val="14"/>
+          <w:szCs w:val="14"/>
+          <w:lang w:val="en-US"/>
+          <w14:ligatures w14:val="none"/>
+        </w:rPr>
+        <w:t xml:space="preserve">       Param # </w:t>
+      </w:r>
+      <w:r>
+        <w:rPr>
+          <w:rFonts w:ascii="Consolas" w:eastAsia="Times New Roman" w:hAnsi="Consolas" w:cs="Courier New"/>
+          <w:kern w:val="0"/>
+          <w:sz w:val="14"/>
+          <w:szCs w:val="14"/>
+          <w:lang w:val="en-US"/>
+          <w14:ligatures w14:val="none"/>
+        </w:rPr>
+        <w:t>┃</w:t>
+      </w:r>
+    </w:p>
+    <w:p>
+      <w:pPr>
+        <w:shd w:val="clear" w:color="auto" w:fill="FFFFFF"/>
+        <w:tabs>
+          <w:tab w:val="left" w:pos="916"/>
+          <w:tab w:val="left" w:pos="1832"/>
+          <w:tab w:val="left" w:pos="2748"/>
+          <w:tab w:val="left" w:pos="3664"/>
+          <w:tab w:val="left" w:pos="4580"/>
+          <w:tab w:val="left" w:pos="5496"/>
+          <w:tab w:val="left" w:pos="6412"/>
+          <w:tab w:val="left" w:pos="7328"/>
+          <w:tab w:val="left" w:pos="8244"/>
+          <w:tab w:val="left" w:pos="9160"/>
+          <w:tab w:val="left" w:pos="10076"/>
+          <w:tab w:val="left" w:pos="10992"/>
+          <w:tab w:val="left" w:pos="11908"/>
+          <w:tab w:val="left" w:pos="12824"/>
+          <w:tab w:val="left" w:pos="13740"/>
+          <w:tab w:val="left" w:pos="14656"/>
+        </w:tabs>
+        <w:wordWrap w:val="0"/>
+        <w:spacing w:before="360" w:after="360" w:line="240" w:lineRule="auto"/>
+        <w:ind w:left="480" w:right="480"/>
+        <w:rPr>
+          <w:rFonts w:ascii="Consolas" w:eastAsia="Times New Roman" w:hAnsi="Consolas" w:cs="Courier New"/>
+          <w:kern w:val="0"/>
+          <w:sz w:val="14"/>
+          <w:szCs w:val="14"/>
+          <w:lang w:val="en-US"/>
+          <w14:ligatures w14:val="none"/>
+        </w:rPr>
+      </w:pPr>
+      <w:r>
+        <w:rPr>
+          <w:rFonts w:ascii="Consolas" w:eastAsia="Times New Roman" w:hAnsi="Consolas" w:cs="Courier New"/>
+          <w:kern w:val="0"/>
+          <w:sz w:val="14"/>
+          <w:szCs w:val="14"/>
+          <w:lang w:val="en-US"/>
+          <w14:ligatures w14:val="none"/>
+        </w:rPr>
+        <w:t>┡━━━━━━━━━━━━━━━━━━━━━━━━━━━━━━━━━╇━━━━━━━━━━━━━━━━━━━━━━━━╇━━━━━━━━━━━━━━━┩</w:t>
+      </w:r>
+    </w:p>
+    <w:p>
+      <w:pPr>
+        <w:shd w:val="clear" w:color="auto" w:fill="FFFFFF"/>
+        <w:tabs>
+          <w:tab w:val="left" w:pos="916"/>
+          <w:tab w:val="left" w:pos="1832"/>
+          <w:tab w:val="left" w:pos="2748"/>
+          <w:tab w:val="left" w:pos="3664"/>
+          <w:tab w:val="left" w:pos="4580"/>
+          <w:tab w:val="left" w:pos="5496"/>
+          <w:tab w:val="left" w:pos="6412"/>
+          <w:tab w:val="left" w:pos="7328"/>
+          <w:tab w:val="left" w:pos="8244"/>
+          <w:tab w:val="left" w:pos="9160"/>
+          <w:tab w:val="left" w:pos="10076"/>
+          <w:tab w:val="left" w:pos="10992"/>
+          <w:tab w:val="left" w:pos="11908"/>
+          <w:tab w:val="left" w:pos="12824"/>
+          <w:tab w:val="left" w:pos="13740"/>
+          <w:tab w:val="left" w:pos="14656"/>
+        </w:tabs>
+        <w:wordWrap w:val="0"/>
+        <w:spacing w:before="360" w:after="360" w:line="240" w:lineRule="auto"/>
+        <w:ind w:left="480" w:right="480"/>
+        <w:rPr>
+          <w:rFonts w:ascii="Consolas" w:eastAsia="Times New Roman" w:hAnsi="Consolas" w:cs="Courier New"/>
+          <w:kern w:val="0"/>
+          <w:sz w:val="14"/>
+          <w:szCs w:val="14"/>
+          <w:lang w:val="en-US"/>
+          <w14:ligatures w14:val="none"/>
+        </w:rPr>
+      </w:pPr>
+      <w:r>
+        <w:rPr>
+          <w:rFonts w:ascii="Consolas" w:eastAsia="Times New Roman" w:hAnsi="Consolas" w:cs="Courier New"/>
+          <w:kern w:val="0"/>
+          <w:sz w:val="14"/>
+          <w:szCs w:val="14"/>
+          <w:lang w:val="en-US"/>
+          <w14:ligatures w14:val="none"/>
+        </w:rPr>
+        <w:t>│ conv2d_3 (</w:t>
+      </w:r>
+      <w:r>
+        <w:rPr>
+          <w:rFonts w:ascii="Consolas" w:eastAsia="Times New Roman" w:hAnsi="Consolas" w:cs="Courier New"/>
+          <w:color w:val="0087FF"/>
+          <w:kern w:val="0"/>
+          <w:sz w:val="14"/>
+          <w:szCs w:val="14"/>
+          <w:lang w:val="en-US"/>
+          <w14:ligatures w14:val="none"/>
+        </w:rPr>
+        <w:t>Conv2D</w:t>
+      </w:r>
+      <w:r>
+        <w:rPr>
+          <w:rFonts w:ascii="Consolas" w:eastAsia="Times New Roman" w:hAnsi="Consolas" w:cs="Courier New"/>
+          <w:kern w:val="0"/>
+          <w:sz w:val="14"/>
+          <w:szCs w:val="14"/>
+          <w:lang w:val="en-US"/>
+          <w14:ligatures w14:val="none"/>
+        </w:rPr>
+        <w:t>)               │ (</w:t>
+      </w:r>
+      <w:r>
+        <w:rPr>
+          <w:rFonts w:ascii="Consolas" w:eastAsia="Times New Roman" w:hAnsi="Consolas" w:cs="Courier New"/>
+          <w:color w:val="00D7FF"/>
+          <w:kern w:val="0"/>
+          <w:sz w:val="14"/>
+          <w:szCs w:val="14"/>
+          <w:lang w:val="en-US"/>
+          <w14:ligatures w14:val="none"/>
+        </w:rPr>
+        <w:t>None</w:t>
+      </w:r>
+      <w:r>
+        <w:rPr>
+          <w:rFonts w:ascii="Consolas" w:eastAsia="Times New Roman" w:hAnsi="Consolas" w:cs="Courier New"/>
+          <w:kern w:val="0"/>
+          <w:sz w:val="14"/>
+          <w:szCs w:val="14"/>
+          <w:lang w:val="en-US"/>
+          <w14:ligatures w14:val="none"/>
+        </w:rPr>
+        <w:t xml:space="preserve">, </w:t>
+      </w:r>
+      <w:r>
+        <w:rPr>
+          <w:rFonts w:ascii="Consolas" w:eastAsia="Times New Roman" w:hAnsi="Consolas" w:cs="Courier New"/>
+          <w:color w:val="00AF00"/>
+          <w:kern w:val="0"/>
+          <w:sz w:val="14"/>
+          <w:szCs w:val="14"/>
+          <w:lang w:val="en-US"/>
+          <w14:ligatures w14:val="none"/>
+        </w:rPr>
+        <w:t>29</w:t>
+      </w:r>
+      <w:r>
+        <w:rPr>
+          <w:rFonts w:ascii="Consolas" w:eastAsia="Times New Roman" w:hAnsi="Consolas" w:cs="Courier New"/>
+          <w:kern w:val="0"/>
+          <w:sz w:val="14"/>
+          <w:szCs w:val="14"/>
+          <w:lang w:val="en-US"/>
+          <w14:ligatures w14:val="none"/>
+        </w:rPr>
+        <w:t xml:space="preserve">, </w:t>
+      </w:r>
+      <w:r>
+        <w:rPr>
+          <w:rFonts w:ascii="Consolas" w:eastAsia="Times New Roman" w:hAnsi="Consolas" w:cs="Courier New"/>
+          <w:color w:val="00AF00"/>
+          <w:kern w:val="0"/>
+          <w:sz w:val="14"/>
+          <w:szCs w:val="14"/>
+          <w:lang w:val="en-US"/>
+          <w14:ligatures w14:val="none"/>
+        </w:rPr>
+        <w:t>29</w:t>
+      </w:r>
+      <w:r>
+        <w:rPr>
+          <w:rFonts w:ascii="Consolas" w:eastAsia="Times New Roman" w:hAnsi="Consolas" w:cs="Courier New"/>
+          <w:kern w:val="0"/>
+          <w:sz w:val="14"/>
+          <w:szCs w:val="14"/>
+          <w:lang w:val="en-US"/>
+          <w14:ligatures w14:val="none"/>
+        </w:rPr>
+        <w:t xml:space="preserve">, </w:t>
+      </w:r>
+      <w:r>
+        <w:rPr>
+          <w:rFonts w:ascii="Consolas" w:eastAsia="Times New Roman" w:hAnsi="Consolas" w:cs="Courier New"/>
+          <w:color w:val="00AF00"/>
+          <w:kern w:val="0"/>
+          <w:sz w:val="14"/>
+          <w:szCs w:val="14"/>
+          <w:lang w:val="en-US"/>
+          <w14:ligatures w14:val="none"/>
+        </w:rPr>
+        <w:t>32</w:t>
+      </w:r>
+      <w:r>
+        <w:rPr>
+          <w:rFonts w:ascii="Consolas" w:eastAsia="Times New Roman" w:hAnsi="Consolas" w:cs="Courier New"/>
+          <w:kern w:val="0"/>
+          <w:sz w:val="14"/>
+          <w:szCs w:val="14"/>
+          <w:lang w:val="en-US"/>
+          <w14:ligatures w14:val="none"/>
+        </w:rPr>
+        <w:t xml:space="preserve">)     │         </w:t>
+      </w:r>
+      <w:r>
+        <w:rPr>
+          <w:rFonts w:ascii="Consolas" w:eastAsia="Times New Roman" w:hAnsi="Consolas" w:cs="Courier New"/>
+          <w:color w:val="00AF00"/>
+          <w:kern w:val="0"/>
+          <w:sz w:val="14"/>
+          <w:szCs w:val="14"/>
+          <w:lang w:val="en-US"/>
+          <w14:ligatures w14:val="none"/>
+        </w:rPr>
+        <w:t>1,568</w:t>
+      </w:r>
+      <w:r>
+        <w:rPr>
+          <w:rFonts w:ascii="Consolas" w:eastAsia="Times New Roman" w:hAnsi="Consolas" w:cs="Courier New"/>
+          <w:kern w:val="0"/>
+          <w:sz w:val="14"/>
+          <w:szCs w:val="14"/>
+          <w:lang w:val="en-US"/>
+          <w14:ligatures w14:val="none"/>
+        </w:rPr>
+        <w:t xml:space="preserve"> │</w:t>
+      </w:r>
+    </w:p>
+    <w:p>
+      <w:pPr>
+        <w:shd w:val="clear" w:color="auto" w:fill="FFFFFF"/>
+        <w:tabs>
+          <w:tab w:val="left" w:pos="916"/>
+          <w:tab w:val="left" w:pos="1832"/>
+          <w:tab w:val="left" w:pos="2748"/>
+          <w:tab w:val="left" w:pos="3664"/>
+          <w:tab w:val="left" w:pos="4580"/>
+          <w:tab w:val="left" w:pos="5496"/>
+          <w:tab w:val="left" w:pos="6412"/>
+          <w:tab w:val="left" w:pos="7328"/>
+          <w:tab w:val="left" w:pos="8244"/>
+          <w:tab w:val="left" w:pos="9160"/>
+          <w:tab w:val="left" w:pos="10076"/>
+          <w:tab w:val="left" w:pos="10992"/>
+          <w:tab w:val="left" w:pos="11908"/>
+          <w:tab w:val="left" w:pos="12824"/>
+          <w:tab w:val="left" w:pos="13740"/>
+          <w:tab w:val="left" w:pos="14656"/>
+        </w:tabs>
+        <w:wordWrap w:val="0"/>
+        <w:spacing w:before="360" w:after="360" w:line="240" w:lineRule="auto"/>
+        <w:ind w:left="480" w:right="480"/>
+        <w:rPr>
+          <w:rFonts w:ascii="Consolas" w:eastAsia="Times New Roman" w:hAnsi="Consolas" w:cs="Courier New"/>
+          <w:kern w:val="0"/>
+          <w:sz w:val="14"/>
+          <w:szCs w:val="14"/>
+          <w:lang w:val="en-US"/>
+          <w14:ligatures w14:val="none"/>
+        </w:rPr>
+      </w:pPr>
+      <w:r>
+        <w:rPr>
+          <w:rFonts w:ascii="Consolas" w:eastAsia="Times New Roman" w:hAnsi="Consolas" w:cs="Courier New"/>
+          <w:kern w:val="0"/>
+          <w:sz w:val="14"/>
+          <w:szCs w:val="14"/>
+          <w:lang w:val="en-US"/>
+          <w14:ligatures w14:val="none"/>
+        </w:rPr>
+        <w:t>├─────────────────────────────────┼────────────────────────┼───────────────┤</w:t>
+      </w:r>
+    </w:p>
+    <w:p>
+      <w:pPr>
+        <w:shd w:val="clear" w:color="auto" w:fill="FFFFFF"/>
+        <w:tabs>
+          <w:tab w:val="left" w:pos="916"/>
+          <w:tab w:val="left" w:pos="1832"/>
+          <w:tab w:val="left" w:pos="2748"/>
+          <w:tab w:val="left" w:pos="3664"/>
+          <w:tab w:val="left" w:pos="4580"/>
+          <w:tab w:val="left" w:pos="5496"/>
+          <w:tab w:val="left" w:pos="6412"/>
+          <w:tab w:val="left" w:pos="7328"/>
+          <w:tab w:val="left" w:pos="8244"/>
+          <w:tab w:val="left" w:pos="9160"/>
+          <w:tab w:val="left" w:pos="10076"/>
+          <w:tab w:val="left" w:pos="10992"/>
+          <w:tab w:val="left" w:pos="11908"/>
+          <w:tab w:val="left" w:pos="12824"/>
+          <w:tab w:val="left" w:pos="13740"/>
+          <w:tab w:val="left" w:pos="14656"/>
+        </w:tabs>
+        <w:wordWrap w:val="0"/>
+        <w:spacing w:before="360" w:after="360" w:line="240" w:lineRule="auto"/>
+        <w:ind w:left="480" w:right="480"/>
+        <w:rPr>
+          <w:rFonts w:ascii="Consolas" w:eastAsia="Times New Roman" w:hAnsi="Consolas" w:cs="Courier New"/>
+          <w:kern w:val="0"/>
+          <w:sz w:val="14"/>
+          <w:szCs w:val="14"/>
+          <w:lang w:val="en-US"/>
+          <w14:ligatures w14:val="none"/>
+        </w:rPr>
+      </w:pPr>
+      <w:r>
+        <w:rPr>
+          <w:rFonts w:ascii="Consolas" w:eastAsia="Times New Roman" w:hAnsi="Consolas" w:cs="Courier New"/>
+          <w:kern w:val="0"/>
+          <w:sz w:val="14"/>
+          <w:szCs w:val="14"/>
+          <w:lang w:val="en-US"/>
+          <w14:ligatures w14:val="none"/>
+        </w:rPr>
+        <w:t>│ max_pooling2d_3 (</w:t>
+      </w:r>
+      <w:r>
+        <w:rPr>
+          <w:rFonts w:ascii="Consolas" w:eastAsia="Times New Roman" w:hAnsi="Consolas" w:cs="Courier New"/>
+          <w:color w:val="0087FF"/>
+          <w:kern w:val="0"/>
+          <w:sz w:val="14"/>
+          <w:szCs w:val="14"/>
+          <w:lang w:val="en-US"/>
+          <w14:ligatures w14:val="none"/>
+        </w:rPr>
+        <w:t>MaxPooling2D</w:t>
+      </w:r>
+      <w:r>
+        <w:rPr>
+          <w:rFonts w:ascii="Consolas" w:eastAsia="Times New Roman" w:hAnsi="Consolas" w:cs="Courier New"/>
+          <w:kern w:val="0"/>
+          <w:sz w:val="14"/>
+          <w:szCs w:val="14"/>
+          <w:lang w:val="en-US"/>
+          <w14:ligatures w14:val="none"/>
+        </w:rPr>
+        <w:t>)  │ (</w:t>
+      </w:r>
+      <w:r>
+        <w:rPr>
+          <w:rFonts w:ascii="Consolas" w:eastAsia="Times New Roman" w:hAnsi="Consolas" w:cs="Courier New"/>
+          <w:color w:val="00D7FF"/>
+          <w:kern w:val="0"/>
+          <w:sz w:val="14"/>
+          <w:szCs w:val="14"/>
+          <w:lang w:val="en-US"/>
+          <w14:ligatures w14:val="none"/>
+        </w:rPr>
+        <w:t>None</w:t>
+      </w:r>
+      <w:r>
+        <w:rPr>
+          <w:rFonts w:ascii="Consolas" w:eastAsia="Times New Roman" w:hAnsi="Consolas" w:cs="Courier New"/>
+          <w:kern w:val="0"/>
+          <w:sz w:val="14"/>
+          <w:szCs w:val="14"/>
+          <w:lang w:val="en-US"/>
+          <w14:ligatures w14:val="none"/>
+        </w:rPr>
+        <w:t xml:space="preserve">, </w:t>
+      </w:r>
+      <w:r>
+        <w:rPr>
+          <w:rFonts w:ascii="Consolas" w:eastAsia="Times New Roman" w:hAnsi="Consolas" w:cs="Courier New"/>
+          <w:color w:val="00AF00"/>
+          <w:kern w:val="0"/>
+          <w:sz w:val="14"/>
+          <w:szCs w:val="14"/>
+          <w:lang w:val="en-US"/>
+          <w14:ligatures w14:val="none"/>
+        </w:rPr>
+        <w:t>14</w:t>
+      </w:r>
+      <w:r>
+        <w:rPr>
+          <w:rFonts w:ascii="Consolas" w:eastAsia="Times New Roman" w:hAnsi="Consolas" w:cs="Courier New"/>
+          <w:kern w:val="0"/>
+          <w:sz w:val="14"/>
+          <w:szCs w:val="14"/>
+          <w:lang w:val="en-US"/>
+          <w14:ligatures w14:val="none"/>
+        </w:rPr>
+        <w:t xml:space="preserve">, </w:t>
+      </w:r>
+      <w:r>
+        <w:rPr>
+          <w:rFonts w:ascii="Consolas" w:eastAsia="Times New Roman" w:hAnsi="Consolas" w:cs="Courier New"/>
+          <w:color w:val="00AF00"/>
+          <w:kern w:val="0"/>
+          <w:sz w:val="14"/>
+          <w:szCs w:val="14"/>
+          <w:lang w:val="en-US"/>
+          <w14:ligatures w14:val="none"/>
+        </w:rPr>
+        <w:t>14</w:t>
+      </w:r>
+      <w:r>
+        <w:rPr>
+          <w:rFonts w:ascii="Consolas" w:eastAsia="Times New Roman" w:hAnsi="Consolas" w:cs="Courier New"/>
+          <w:kern w:val="0"/>
+          <w:sz w:val="14"/>
+          <w:szCs w:val="14"/>
+          <w:lang w:val="en-US"/>
+          <w14:ligatures w14:val="none"/>
+        </w:rPr>
+        <w:t xml:space="preserve">, </w:t>
+      </w:r>
+      <w:r>
+        <w:rPr>
+          <w:rFonts w:ascii="Consolas" w:eastAsia="Times New Roman" w:hAnsi="Consolas" w:cs="Courier New"/>
+          <w:color w:val="00AF00"/>
+          <w:kern w:val="0"/>
+          <w:sz w:val="14"/>
+          <w:szCs w:val="14"/>
+          <w:lang w:val="en-US"/>
+          <w14:ligatures w14:val="none"/>
+        </w:rPr>
+        <w:t>32</w:t>
+      </w:r>
+      <w:r>
+        <w:rPr>
+          <w:rFonts w:ascii="Consolas" w:eastAsia="Times New Roman" w:hAnsi="Consolas" w:cs="Courier New"/>
+          <w:kern w:val="0"/>
+          <w:sz w:val="14"/>
+          <w:szCs w:val="14"/>
+          <w:lang w:val="en-US"/>
+          <w14:ligatures w14:val="none"/>
+        </w:rPr>
+        <w:t xml:space="preserve">)     │             </w:t>
+      </w:r>
+      <w:r>
+        <w:rPr>
+          <w:rFonts w:ascii="Consolas" w:eastAsia="Times New Roman" w:hAnsi="Consolas" w:cs="Courier New"/>
+          <w:color w:val="00AF00"/>
+          <w:kern w:val="0"/>
+          <w:sz w:val="14"/>
+          <w:szCs w:val="14"/>
+          <w:lang w:val="en-US"/>
+          <w14:ligatures w14:val="none"/>
+        </w:rPr>
+        <w:t>0</w:t>
+      </w:r>
+      <w:r>
+        <w:rPr>
+          <w:rFonts w:ascii="Consolas" w:eastAsia="Times New Roman" w:hAnsi="Consolas" w:cs="Courier New"/>
+          <w:kern w:val="0"/>
+          <w:sz w:val="14"/>
+          <w:szCs w:val="14"/>
+          <w:lang w:val="en-US"/>
+          <w14:ligatures w14:val="none"/>
+        </w:rPr>
+        <w:t xml:space="preserve"> │</w:t>
+      </w:r>
+    </w:p>
+    <w:p>
+      <w:pPr>
+        <w:shd w:val="clear" w:color="auto" w:fill="FFFFFF"/>
+        <w:tabs>
+          <w:tab w:val="left" w:pos="916"/>
+          <w:tab w:val="left" w:pos="1832"/>
+          <w:tab w:val="left" w:pos="2748"/>
+          <w:tab w:val="left" w:pos="3664"/>
+          <w:tab w:val="left" w:pos="4580"/>
+          <w:tab w:val="left" w:pos="5496"/>
+          <w:tab w:val="left" w:pos="6412"/>
+          <w:tab w:val="left" w:pos="7328"/>
+          <w:tab w:val="left" w:pos="8244"/>
+          <w:tab w:val="left" w:pos="9160"/>
+          <w:tab w:val="left" w:pos="10076"/>
+          <w:tab w:val="left" w:pos="10992"/>
+          <w:tab w:val="left" w:pos="11908"/>
+          <w:tab w:val="left" w:pos="12824"/>
+          <w:tab w:val="left" w:pos="13740"/>
+          <w:tab w:val="left" w:pos="14656"/>
+        </w:tabs>
+        <w:wordWrap w:val="0"/>
+        <w:spacing w:before="360" w:after="360" w:line="240" w:lineRule="auto"/>
+        <w:ind w:left="480" w:right="480"/>
+        <w:rPr>
+          <w:rFonts w:ascii="Consolas" w:eastAsia="Times New Roman" w:hAnsi="Consolas" w:cs="Courier New"/>
+          <w:kern w:val="0"/>
+          <w:sz w:val="14"/>
+          <w:szCs w:val="14"/>
+          <w:lang w:val="en-US"/>
+          <w14:ligatures w14:val="none"/>
+        </w:rPr>
+      </w:pPr>
+      <w:r>
+        <w:rPr>
+          <w:rFonts w:ascii="Consolas" w:eastAsia="Times New Roman" w:hAnsi="Consolas" w:cs="Courier New"/>
+          <w:kern w:val="0"/>
+          <w:sz w:val="14"/>
+          <w:szCs w:val="14"/>
+          <w:lang w:val="en-US"/>
+          <w14:ligatures w14:val="none"/>
+        </w:rPr>
+        <w:t>├─────────────────────────────────┼────────────────────────┼───────────────┤</w:t>
+      </w:r>
+    </w:p>
+    <w:p>
+      <w:pPr>
+        <w:shd w:val="clear" w:color="auto" w:fill="FFFFFF"/>
+        <w:tabs>
+          <w:tab w:val="left" w:pos="916"/>
+          <w:tab w:val="left" w:pos="1832"/>
+          <w:tab w:val="left" w:pos="2748"/>
+          <w:tab w:val="left" w:pos="3664"/>
+          <w:tab w:val="left" w:pos="4580"/>
+          <w:tab w:val="left" w:pos="5496"/>
+          <w:tab w:val="left" w:pos="6412"/>
+          <w:tab w:val="left" w:pos="7328"/>
+          <w:tab w:val="left" w:pos="8244"/>
+          <w:tab w:val="left" w:pos="9160"/>
+          <w:tab w:val="left" w:pos="10076"/>
+          <w:tab w:val="left" w:pos="10992"/>
+          <w:tab w:val="left" w:pos="11908"/>
+          <w:tab w:val="left" w:pos="12824"/>
+          <w:tab w:val="left" w:pos="13740"/>
+          <w:tab w:val="left" w:pos="14656"/>
+        </w:tabs>
+        <w:wordWrap w:val="0"/>
+        <w:spacing w:before="360" w:after="360" w:line="240" w:lineRule="auto"/>
+        <w:ind w:left="480" w:right="480"/>
+        <w:rPr>
+          <w:rFonts w:ascii="Consolas" w:eastAsia="Times New Roman" w:hAnsi="Consolas" w:cs="Courier New"/>
+          <w:kern w:val="0"/>
+          <w:sz w:val="14"/>
+          <w:szCs w:val="14"/>
+          <w:lang w:val="en-US"/>
+          <w14:ligatures w14:val="none"/>
+        </w:rPr>
+      </w:pPr>
+      <w:r>
+        <w:rPr>
+          <w:rFonts w:ascii="Consolas" w:eastAsia="Times New Roman" w:hAnsi="Consolas" w:cs="Courier New"/>
+          <w:kern w:val="0"/>
+          <w:sz w:val="14"/>
+          <w:szCs w:val="14"/>
+          <w:lang w:val="en-US"/>
+          <w14:ligatures w14:val="none"/>
+        </w:rPr>
+        <w:t>│ conv2d_4 (</w:t>
+      </w:r>
+      <w:r>
+        <w:rPr>
+          <w:rFonts w:ascii="Consolas" w:eastAsia="Times New Roman" w:hAnsi="Consolas" w:cs="Courier New"/>
+          <w:color w:val="0087FF"/>
+          <w:kern w:val="0"/>
+          <w:sz w:val="14"/>
+          <w:szCs w:val="14"/>
+          <w:lang w:val="en-US"/>
+          <w14:ligatures w14:val="none"/>
+        </w:rPr>
+        <w:t>Conv2D</w:t>
+      </w:r>
+      <w:r>
+        <w:rPr>
+          <w:rFonts w:ascii="Consolas" w:eastAsia="Times New Roman" w:hAnsi="Consolas" w:cs="Courier New"/>
+          <w:kern w:val="0"/>
+          <w:sz w:val="14"/>
+          <w:szCs w:val="14"/>
+          <w:lang w:val="en-US"/>
+          <w14:ligatures w14:val="none"/>
+        </w:rPr>
+        <w:t>)               │ (</w:t>
+      </w:r>
+      <w:r>
+        <w:rPr>
+          <w:rFonts w:ascii="Consolas" w:eastAsia="Times New Roman" w:hAnsi="Consolas" w:cs="Courier New"/>
+          <w:color w:val="00D7FF"/>
+          <w:kern w:val="0"/>
+          <w:sz w:val="14"/>
+          <w:szCs w:val="14"/>
+          <w:lang w:val="en-US"/>
+          <w14:ligatures w14:val="none"/>
+        </w:rPr>
+        <w:t>None</w:t>
+      </w:r>
+      <w:r>
+        <w:rPr>
+          <w:rFonts w:ascii="Consolas" w:eastAsia="Times New Roman" w:hAnsi="Consolas" w:cs="Courier New"/>
+          <w:kern w:val="0"/>
+          <w:sz w:val="14"/>
+          <w:szCs w:val="14"/>
+          <w:lang w:val="en-US"/>
+          <w14:ligatures w14:val="none"/>
+        </w:rPr>
+        <w:t xml:space="preserve">, </w:t>
+      </w:r>
+      <w:r>
+        <w:rPr>
+          <w:rFonts w:ascii="Consolas" w:eastAsia="Times New Roman" w:hAnsi="Consolas" w:cs="Courier New"/>
+          <w:color w:val="00AF00"/>
+          <w:kern w:val="0"/>
+          <w:sz w:val="14"/>
+          <w:szCs w:val="14"/>
+          <w:lang w:val="en-US"/>
+          <w14:ligatures w14:val="none"/>
+        </w:rPr>
+        <w:t>11</w:t>
+      </w:r>
+      <w:r>
+        <w:rPr>
+          <w:rFonts w:ascii="Consolas" w:eastAsia="Times New Roman" w:hAnsi="Consolas" w:cs="Courier New"/>
+          <w:kern w:val="0"/>
+          <w:sz w:val="14"/>
+          <w:szCs w:val="14"/>
+          <w:lang w:val="en-US"/>
+          <w14:ligatures w14:val="none"/>
+        </w:rPr>
+        <w:t xml:space="preserve">, </w:t>
+      </w:r>
+      <w:r>
+        <w:rPr>
+          <w:rFonts w:ascii="Consolas" w:eastAsia="Times New Roman" w:hAnsi="Consolas" w:cs="Courier New"/>
+          <w:color w:val="00AF00"/>
+          <w:kern w:val="0"/>
+          <w:sz w:val="14"/>
+          <w:szCs w:val="14"/>
+          <w:lang w:val="en-US"/>
+          <w14:ligatures w14:val="none"/>
+        </w:rPr>
+        <w:t>11</w:t>
+      </w:r>
+      <w:r>
+        <w:rPr>
+          <w:rFonts w:ascii="Consolas" w:eastAsia="Times New Roman" w:hAnsi="Consolas" w:cs="Courier New"/>
+          <w:kern w:val="0"/>
+          <w:sz w:val="14"/>
+          <w:szCs w:val="14"/>
+          <w:lang w:val="en-US"/>
+          <w14:ligatures w14:val="none"/>
+        </w:rPr>
+        <w:t xml:space="preserve">, </w:t>
+      </w:r>
+      <w:r>
+        <w:rPr>
+          <w:rFonts w:ascii="Consolas" w:eastAsia="Times New Roman" w:hAnsi="Consolas" w:cs="Courier New"/>
+          <w:color w:val="00AF00"/>
+          <w:kern w:val="0"/>
+          <w:sz w:val="14"/>
+          <w:szCs w:val="14"/>
+          <w:lang w:val="en-US"/>
+          <w14:ligatures w14:val="none"/>
+        </w:rPr>
+        <w:t>64</w:t>
+      </w:r>
+      <w:r>
+        <w:rPr>
+          <w:rFonts w:ascii="Consolas" w:eastAsia="Times New Roman" w:hAnsi="Consolas" w:cs="Courier New"/>
+          <w:kern w:val="0"/>
+          <w:sz w:val="14"/>
+          <w:szCs w:val="14"/>
+          <w:lang w:val="en-US"/>
+          <w14:ligatures w14:val="none"/>
+        </w:rPr>
+        <w:t xml:space="preserve">)     │        </w:t>
+      </w:r>
+      <w:r>
+        <w:rPr>
+          <w:rFonts w:ascii="Consolas" w:eastAsia="Times New Roman" w:hAnsi="Consolas" w:cs="Courier New"/>
+          <w:color w:val="00AF00"/>
+          <w:kern w:val="0"/>
+          <w:sz w:val="14"/>
+          <w:szCs w:val="14"/>
+          <w:lang w:val="en-US"/>
+          <w14:ligatures w14:val="none"/>
+        </w:rPr>
+        <w:t>32,832</w:t>
+      </w:r>
+      <w:r>
+        <w:rPr>
+          <w:rFonts w:ascii="Consolas" w:eastAsia="Times New Roman" w:hAnsi="Consolas" w:cs="Courier New"/>
+          <w:kern w:val="0"/>
+          <w:sz w:val="14"/>
+          <w:szCs w:val="14"/>
+          <w:lang w:val="en-US"/>
+          <w14:ligatures w14:val="none"/>
+        </w:rPr>
+        <w:t xml:space="preserve"> │</w:t>
+      </w:r>
+    </w:p>
+    <w:p>
+      <w:pPr>
+        <w:shd w:val="clear" w:color="auto" w:fill="FFFFFF"/>
+        <w:tabs>
+          <w:tab w:val="left" w:pos="916"/>
+          <w:tab w:val="left" w:pos="1832"/>
+          <w:tab w:val="left" w:pos="2748"/>
+          <w:tab w:val="left" w:pos="3664"/>
+          <w:tab w:val="left" w:pos="4580"/>
+          <w:tab w:val="left" w:pos="5496"/>
+          <w:tab w:val="left" w:pos="6412"/>
+          <w:tab w:val="left" w:pos="7328"/>
+          <w:tab w:val="left" w:pos="8244"/>
+          <w:tab w:val="left" w:pos="9160"/>
+          <w:tab w:val="left" w:pos="10076"/>
+          <w:tab w:val="left" w:pos="10992"/>
+          <w:tab w:val="left" w:pos="11908"/>
+          <w:tab w:val="left" w:pos="12824"/>
+          <w:tab w:val="left" w:pos="13740"/>
+          <w:tab w:val="left" w:pos="14656"/>
+        </w:tabs>
+        <w:wordWrap w:val="0"/>
+        <w:spacing w:before="360" w:after="360" w:line="240" w:lineRule="auto"/>
+        <w:ind w:left="480" w:right="480"/>
+        <w:rPr>
+          <w:rFonts w:ascii="Consolas" w:eastAsia="Times New Roman" w:hAnsi="Consolas" w:cs="Courier New"/>
+          <w:kern w:val="0"/>
+          <w:sz w:val="14"/>
+          <w:szCs w:val="14"/>
+          <w:lang w:val="en-US"/>
+          <w14:ligatures w14:val="none"/>
+        </w:rPr>
+      </w:pPr>
+      <w:r>
+        <w:rPr>
+          <w:rFonts w:ascii="Consolas" w:eastAsia="Times New Roman" w:hAnsi="Consolas" w:cs="Courier New"/>
+          <w:kern w:val="0"/>
+          <w:sz w:val="14"/>
+          <w:szCs w:val="14"/>
+          <w:lang w:val="en-US"/>
+          <w14:ligatures w14:val="none"/>
+        </w:rPr>
+        <w:t>├─────────────────────────────────┼────────────────────────┼───────────────┤</w:t>
+      </w:r>
+    </w:p>
+    <w:p>
+      <w:pPr>
+        <w:shd w:val="clear" w:color="auto" w:fill="FFFFFF"/>
+        <w:tabs>
+          <w:tab w:val="left" w:pos="916"/>
+          <w:tab w:val="left" w:pos="1832"/>
+          <w:tab w:val="left" w:pos="2748"/>
+          <w:tab w:val="left" w:pos="3664"/>
+          <w:tab w:val="left" w:pos="4580"/>
+          <w:tab w:val="left" w:pos="5496"/>
+          <w:tab w:val="left" w:pos="6412"/>
+          <w:tab w:val="left" w:pos="7328"/>
+          <w:tab w:val="left" w:pos="8244"/>
+          <w:tab w:val="left" w:pos="9160"/>
+          <w:tab w:val="left" w:pos="10076"/>
+          <w:tab w:val="left" w:pos="10992"/>
+          <w:tab w:val="left" w:pos="11908"/>
+          <w:tab w:val="left" w:pos="12824"/>
+          <w:tab w:val="left" w:pos="13740"/>
+          <w:tab w:val="left" w:pos="14656"/>
+        </w:tabs>
+        <w:wordWrap w:val="0"/>
+        <w:spacing w:before="360" w:after="360" w:line="240" w:lineRule="auto"/>
+        <w:ind w:left="480" w:right="480"/>
+        <w:rPr>
+          <w:rFonts w:ascii="Consolas" w:eastAsia="Times New Roman" w:hAnsi="Consolas" w:cs="Courier New"/>
+          <w:kern w:val="0"/>
+          <w:sz w:val="14"/>
+          <w:szCs w:val="14"/>
+          <w:lang w:val="en-US"/>
+          <w14:ligatures w14:val="none"/>
+        </w:rPr>
+      </w:pPr>
+      <w:r>
+        <w:rPr>
+          <w:rFonts w:ascii="Consolas" w:eastAsia="Times New Roman" w:hAnsi="Consolas" w:cs="Courier New"/>
+          <w:kern w:val="0"/>
+          <w:sz w:val="14"/>
+          <w:szCs w:val="14"/>
+          <w:lang w:val="en-US"/>
+          <w14:ligatures w14:val="none"/>
+        </w:rPr>
+        <w:t>│ max_pooling2d_4 (</w:t>
+      </w:r>
+      <w:r>
+        <w:rPr>
+          <w:rFonts w:ascii="Consolas" w:eastAsia="Times New Roman" w:hAnsi="Consolas" w:cs="Courier New"/>
+          <w:color w:val="0087FF"/>
+          <w:kern w:val="0"/>
+          <w:sz w:val="14"/>
+          <w:szCs w:val="14"/>
+          <w:lang w:val="en-US"/>
+          <w14:ligatures w14:val="none"/>
+        </w:rPr>
+        <w:t>MaxPooling2D</w:t>
+      </w:r>
+      <w:r>
+        <w:rPr>
+          <w:rFonts w:ascii="Consolas" w:eastAsia="Times New Roman" w:hAnsi="Consolas" w:cs="Courier New"/>
+          <w:kern w:val="0"/>
+          <w:sz w:val="14"/>
+          <w:szCs w:val="14"/>
+          <w:lang w:val="en-US"/>
+          <w14:ligatures w14:val="none"/>
+        </w:rPr>
+        <w:t>)  │ (</w:t>
+      </w:r>
+      <w:r>
+        <w:rPr>
+          <w:rFonts w:ascii="Consolas" w:eastAsia="Times New Roman" w:hAnsi="Consolas" w:cs="Courier New"/>
+          <w:color w:val="00D7FF"/>
+          <w:kern w:val="0"/>
+          <w:sz w:val="14"/>
+          <w:szCs w:val="14"/>
+          <w:lang w:val="en-US"/>
+          <w14:ligatures w14:val="none"/>
+        </w:rPr>
+        <w:t>None</w:t>
+      </w:r>
+      <w:r>
+        <w:rPr>
+          <w:rFonts w:ascii="Consolas" w:eastAsia="Times New Roman" w:hAnsi="Consolas" w:cs="Courier New"/>
+          <w:kern w:val="0"/>
+          <w:sz w:val="14"/>
+          <w:szCs w:val="14"/>
+          <w:lang w:val="en-US"/>
+          <w14:ligatures w14:val="none"/>
+        </w:rPr>
+        <w:t xml:space="preserve">, </w:t>
+      </w:r>
+      <w:r>
+        <w:rPr>
+          <w:rFonts w:ascii="Consolas" w:eastAsia="Times New Roman" w:hAnsi="Consolas" w:cs="Courier New"/>
+          <w:color w:val="00AF00"/>
+          <w:kern w:val="0"/>
+          <w:sz w:val="14"/>
+          <w:szCs w:val="14"/>
+          <w:lang w:val="en-US"/>
+          <w14:ligatures w14:val="none"/>
+        </w:rPr>
+        <w:t>5</w:t>
+      </w:r>
+      <w:r>
+        <w:rPr>
+          <w:rFonts w:ascii="Consolas" w:eastAsia="Times New Roman" w:hAnsi="Consolas" w:cs="Courier New"/>
+          <w:kern w:val="0"/>
+          <w:sz w:val="14"/>
+          <w:szCs w:val="14"/>
+          <w:lang w:val="en-US"/>
+          <w14:ligatures w14:val="none"/>
+        </w:rPr>
+        <w:t xml:space="preserve">, </w:t>
+      </w:r>
+      <w:r>
+        <w:rPr>
+          <w:rFonts w:ascii="Consolas" w:eastAsia="Times New Roman" w:hAnsi="Consolas" w:cs="Courier New"/>
+          <w:color w:val="00AF00"/>
+          <w:kern w:val="0"/>
+          <w:sz w:val="14"/>
+          <w:szCs w:val="14"/>
+          <w:lang w:val="en-US"/>
+          <w14:ligatures w14:val="none"/>
+        </w:rPr>
+        <w:t>5</w:t>
+      </w:r>
+      <w:r>
+        <w:rPr>
+          <w:rFonts w:ascii="Consolas" w:eastAsia="Times New Roman" w:hAnsi="Consolas" w:cs="Courier New"/>
+          <w:kern w:val="0"/>
+          <w:sz w:val="14"/>
+          <w:szCs w:val="14"/>
+          <w:lang w:val="en-US"/>
+          <w14:ligatures w14:val="none"/>
+        </w:rPr>
+        <w:t xml:space="preserve">, </w:t>
+      </w:r>
+      <w:r>
+        <w:rPr>
+          <w:rFonts w:ascii="Consolas" w:eastAsia="Times New Roman" w:hAnsi="Consolas" w:cs="Courier New"/>
+          <w:color w:val="00AF00"/>
+          <w:kern w:val="0"/>
+          <w:sz w:val="14"/>
+          <w:szCs w:val="14"/>
+          <w:lang w:val="en-US"/>
+          <w14:ligatures w14:val="none"/>
+        </w:rPr>
+        <w:t>64</w:t>
+      </w:r>
+      <w:r>
+        <w:rPr>
+          <w:rFonts w:ascii="Consolas" w:eastAsia="Times New Roman" w:hAnsi="Consolas" w:cs="Courier New"/>
+          <w:kern w:val="0"/>
+          <w:sz w:val="14"/>
+          <w:szCs w:val="14"/>
+          <w:lang w:val="en-US"/>
+          <w14:ligatures w14:val="none"/>
+        </w:rPr>
+        <w:t xml:space="preserve">)       │             </w:t>
+      </w:r>
+      <w:r>
+        <w:rPr>
+          <w:rFonts w:ascii="Consolas" w:eastAsia="Times New Roman" w:hAnsi="Consolas" w:cs="Courier New"/>
+          <w:color w:val="00AF00"/>
+          <w:kern w:val="0"/>
+          <w:sz w:val="14"/>
+          <w:szCs w:val="14"/>
+          <w:lang w:val="en-US"/>
+          <w14:ligatures w14:val="none"/>
+        </w:rPr>
+        <w:t>0</w:t>
+      </w:r>
+      <w:r>
+        <w:rPr>
+          <w:rFonts w:ascii="Consolas" w:eastAsia="Times New Roman" w:hAnsi="Consolas" w:cs="Courier New"/>
+          <w:kern w:val="0"/>
+          <w:sz w:val="14"/>
+          <w:szCs w:val="14"/>
+          <w:lang w:val="en-US"/>
+          <w14:ligatures w14:val="none"/>
+        </w:rPr>
+        <w:t xml:space="preserve"> │</w:t>
+      </w:r>
+    </w:p>
+    <w:p>
+      <w:pPr>
+        <w:shd w:val="clear" w:color="auto" w:fill="FFFFFF"/>
+        <w:tabs>
+          <w:tab w:val="left" w:pos="916"/>
+          <w:tab w:val="left" w:pos="1832"/>
+          <w:tab w:val="left" w:pos="2748"/>
+          <w:tab w:val="left" w:pos="3664"/>
+          <w:tab w:val="left" w:pos="4580"/>
+          <w:tab w:val="left" w:pos="5496"/>
+          <w:tab w:val="left" w:pos="6412"/>
+          <w:tab w:val="left" w:pos="7328"/>
+          <w:tab w:val="left" w:pos="8244"/>
+          <w:tab w:val="left" w:pos="9160"/>
+          <w:tab w:val="left" w:pos="10076"/>
+          <w:tab w:val="left" w:pos="10992"/>
+          <w:tab w:val="left" w:pos="11908"/>
+          <w:tab w:val="left" w:pos="12824"/>
+          <w:tab w:val="left" w:pos="13740"/>
+          <w:tab w:val="left" w:pos="14656"/>
+        </w:tabs>
+        <w:wordWrap w:val="0"/>
+        <w:spacing w:before="360" w:after="360" w:line="240" w:lineRule="auto"/>
+        <w:ind w:left="480" w:right="480"/>
+        <w:rPr>
+          <w:rFonts w:ascii="Consolas" w:eastAsia="Times New Roman" w:hAnsi="Consolas" w:cs="Courier New"/>
+          <w:kern w:val="0"/>
+          <w:sz w:val="14"/>
+          <w:szCs w:val="14"/>
+          <w:lang w:val="en-US"/>
+          <w14:ligatures w14:val="none"/>
+        </w:rPr>
+      </w:pPr>
+      <w:r>
+        <w:rPr>
+          <w:rFonts w:ascii="Consolas" w:eastAsia="Times New Roman" w:hAnsi="Consolas" w:cs="Courier New"/>
+          <w:kern w:val="0"/>
+          <w:sz w:val="14"/>
+          <w:szCs w:val="14"/>
+          <w:lang w:val="en-US"/>
+          <w14:ligatures w14:val="none"/>
+        </w:rPr>
+        <w:t>├─────────────────────────────────┼────────────────────────┼───────────────┤</w:t>
+      </w:r>
+    </w:p>
+    <w:p>
+      <w:pPr>
+        <w:shd w:val="clear" w:color="auto" w:fill="FFFFFF"/>
+        <w:tabs>
+          <w:tab w:val="left" w:pos="916"/>
+          <w:tab w:val="left" w:pos="1832"/>
+          <w:tab w:val="left" w:pos="2748"/>
+          <w:tab w:val="left" w:pos="3664"/>
+          <w:tab w:val="left" w:pos="4580"/>
+          <w:tab w:val="left" w:pos="5496"/>
+          <w:tab w:val="left" w:pos="6412"/>
+          <w:tab w:val="left" w:pos="7328"/>
+          <w:tab w:val="left" w:pos="8244"/>
+          <w:tab w:val="left" w:pos="9160"/>
+          <w:tab w:val="left" w:pos="10076"/>
+          <w:tab w:val="left" w:pos="10992"/>
+          <w:tab w:val="left" w:pos="11908"/>
+          <w:tab w:val="left" w:pos="12824"/>
+          <w:tab w:val="left" w:pos="13740"/>
+          <w:tab w:val="left" w:pos="14656"/>
+        </w:tabs>
+        <w:wordWrap w:val="0"/>
+        <w:spacing w:before="360" w:after="360" w:line="240" w:lineRule="auto"/>
+        <w:ind w:left="480" w:right="480"/>
+        <w:rPr>
+          <w:rFonts w:ascii="Consolas" w:eastAsia="Times New Roman" w:hAnsi="Consolas" w:cs="Courier New"/>
+          <w:kern w:val="0"/>
+          <w:sz w:val="14"/>
+          <w:szCs w:val="14"/>
+          <w:lang w:val="en-US"/>
+          <w14:ligatures w14:val="none"/>
+        </w:rPr>
+      </w:pPr>
+      <w:r>
+        <w:rPr>
+          <w:rFonts w:ascii="Consolas" w:eastAsia="Times New Roman" w:hAnsi="Consolas" w:cs="Courier New"/>
+          <w:kern w:val="0"/>
+          <w:sz w:val="14"/>
+          <w:szCs w:val="14"/>
+          <w:lang w:val="en-US"/>
+          <w14:ligatures w14:val="none"/>
+        </w:rPr>
+        <w:t>│ flatten_2 (</w:t>
+      </w:r>
+      <w:r>
+        <w:rPr>
+          <w:rFonts w:ascii="Consolas" w:eastAsia="Times New Roman" w:hAnsi="Consolas" w:cs="Courier New"/>
+          <w:color w:val="0087FF"/>
+          <w:kern w:val="0"/>
+          <w:sz w:val="14"/>
+          <w:szCs w:val="14"/>
+          <w:lang w:val="en-US"/>
+          <w14:ligatures w14:val="none"/>
+        </w:rPr>
+        <w:t>Flatten</w:t>
+      </w:r>
+      <w:r>
+        <w:rPr>
+          <w:rFonts w:ascii="Consolas" w:eastAsia="Times New Roman" w:hAnsi="Consolas" w:cs="Courier New"/>
+          <w:kern w:val="0"/>
+          <w:sz w:val="14"/>
+          <w:szCs w:val="14"/>
+          <w:lang w:val="en-US"/>
+          <w14:ligatures w14:val="none"/>
+        </w:rPr>
+        <w:t>)             │ (</w:t>
+      </w:r>
+      <w:r>
+        <w:rPr>
+          <w:rFonts w:ascii="Consolas" w:eastAsia="Times New Roman" w:hAnsi="Consolas" w:cs="Courier New"/>
+          <w:color w:val="00D7FF"/>
+          <w:kern w:val="0"/>
+          <w:sz w:val="14"/>
+          <w:szCs w:val="14"/>
+          <w:lang w:val="en-US"/>
+          <w14:ligatures w14:val="none"/>
+        </w:rPr>
+        <w:t>None</w:t>
+      </w:r>
+      <w:r>
+        <w:rPr>
+          <w:rFonts w:ascii="Consolas" w:eastAsia="Times New Roman" w:hAnsi="Consolas" w:cs="Courier New"/>
+          <w:kern w:val="0"/>
+          <w:sz w:val="14"/>
+          <w:szCs w:val="14"/>
+          <w:lang w:val="en-US"/>
+          <w14:ligatures w14:val="none"/>
+        </w:rPr>
+        <w:t xml:space="preserve">, </w:t>
+      </w:r>
+      <w:r>
+        <w:rPr>
+          <w:rFonts w:ascii="Consolas" w:eastAsia="Times New Roman" w:hAnsi="Consolas" w:cs="Courier New"/>
+          <w:color w:val="00AF00"/>
+          <w:kern w:val="0"/>
+          <w:sz w:val="14"/>
+          <w:szCs w:val="14"/>
+          <w:lang w:val="en-US"/>
+          <w14:ligatures w14:val="none"/>
+        </w:rPr>
+        <w:t>1600</w:t>
+      </w:r>
+      <w:r>
+        <w:rPr>
+          <w:rFonts w:ascii="Consolas" w:eastAsia="Times New Roman" w:hAnsi="Consolas" w:cs="Courier New"/>
+          <w:kern w:val="0"/>
+          <w:sz w:val="14"/>
+          <w:szCs w:val="14"/>
+          <w:lang w:val="en-US"/>
+          <w14:ligatures w14:val="none"/>
+        </w:rPr>
+        <w:t xml:space="preserve">)           │             </w:t>
+      </w:r>
+      <w:r>
+        <w:rPr>
+          <w:rFonts w:ascii="Consolas" w:eastAsia="Times New Roman" w:hAnsi="Consolas" w:cs="Courier New"/>
+          <w:color w:val="00AF00"/>
+          <w:kern w:val="0"/>
+          <w:sz w:val="14"/>
+          <w:szCs w:val="14"/>
+          <w:lang w:val="en-US"/>
+          <w14:ligatures w14:val="none"/>
+        </w:rPr>
+        <w:t>0</w:t>
+      </w:r>
+      <w:r>
+        <w:rPr>
+          <w:rFonts w:ascii="Consolas" w:eastAsia="Times New Roman" w:hAnsi="Consolas" w:cs="Courier New"/>
+          <w:kern w:val="0"/>
+          <w:sz w:val="14"/>
+          <w:szCs w:val="14"/>
+          <w:lang w:val="en-US"/>
+          <w14:ligatures w14:val="none"/>
+        </w:rPr>
+        <w:t xml:space="preserve"> │</w:t>
+      </w:r>
+    </w:p>
+    <w:p>
+      <w:pPr>
+        <w:shd w:val="clear" w:color="auto" w:fill="FFFFFF"/>
+        <w:tabs>
+          <w:tab w:val="left" w:pos="916"/>
+          <w:tab w:val="left" w:pos="1832"/>
+          <w:tab w:val="left" w:pos="2748"/>
+          <w:tab w:val="left" w:pos="3664"/>
+          <w:tab w:val="left" w:pos="4580"/>
+          <w:tab w:val="left" w:pos="5496"/>
+          <w:tab w:val="left" w:pos="6412"/>
+          <w:tab w:val="left" w:pos="7328"/>
+          <w:tab w:val="left" w:pos="8244"/>
+          <w:tab w:val="left" w:pos="9160"/>
+          <w:tab w:val="left" w:pos="10076"/>
+          <w:tab w:val="left" w:pos="10992"/>
+          <w:tab w:val="left" w:pos="11908"/>
+          <w:tab w:val="left" w:pos="12824"/>
+          <w:tab w:val="left" w:pos="13740"/>
+          <w:tab w:val="left" w:pos="14656"/>
+        </w:tabs>
+        <w:wordWrap w:val="0"/>
+        <w:spacing w:before="360" w:after="360" w:line="240" w:lineRule="auto"/>
+        <w:ind w:left="480" w:right="480"/>
+        <w:rPr>
+          <w:rFonts w:ascii="Consolas" w:eastAsia="Times New Roman" w:hAnsi="Consolas" w:cs="Courier New"/>
+          <w:kern w:val="0"/>
+          <w:sz w:val="14"/>
+          <w:szCs w:val="14"/>
+          <w:lang w:val="en-US"/>
+          <w14:ligatures w14:val="none"/>
+        </w:rPr>
+      </w:pPr>
+      <w:r>
+        <w:rPr>
+          <w:rFonts w:ascii="Consolas" w:eastAsia="Times New Roman" w:hAnsi="Consolas" w:cs="Courier New"/>
+          <w:kern w:val="0"/>
+          <w:sz w:val="14"/>
+          <w:szCs w:val="14"/>
+          <w:lang w:val="en-US"/>
+          <w14:ligatures w14:val="none"/>
+        </w:rPr>
+        <w:t>├─────────────────────────────────┼────────────────────────┼───────────────┤</w:t>
+      </w:r>
+    </w:p>
+    <w:p>
+      <w:pPr>
+        <w:shd w:val="clear" w:color="auto" w:fill="FFFFFF"/>
+        <w:tabs>
+          <w:tab w:val="left" w:pos="916"/>
+          <w:tab w:val="left" w:pos="1832"/>
+          <w:tab w:val="left" w:pos="2748"/>
+          <w:tab w:val="left" w:pos="3664"/>
+          <w:tab w:val="left" w:pos="4580"/>
+          <w:tab w:val="left" w:pos="5496"/>
+          <w:tab w:val="left" w:pos="6412"/>
+          <w:tab w:val="left" w:pos="7328"/>
+          <w:tab w:val="left" w:pos="8244"/>
+          <w:tab w:val="left" w:pos="9160"/>
+          <w:tab w:val="left" w:pos="10076"/>
+          <w:tab w:val="left" w:pos="10992"/>
+          <w:tab w:val="left" w:pos="11908"/>
+          <w:tab w:val="left" w:pos="12824"/>
+          <w:tab w:val="left" w:pos="13740"/>
+          <w:tab w:val="left" w:pos="14656"/>
+        </w:tabs>
+        <w:wordWrap w:val="0"/>
+        <w:spacing w:before="360" w:after="360" w:line="240" w:lineRule="auto"/>
+        <w:ind w:left="480" w:right="480"/>
+        <w:rPr>
+          <w:rFonts w:ascii="Consolas" w:eastAsia="Times New Roman" w:hAnsi="Consolas" w:cs="Courier New"/>
+          <w:kern w:val="0"/>
+          <w:sz w:val="14"/>
+          <w:szCs w:val="14"/>
+          <w:lang w:val="en-US"/>
+          <w14:ligatures w14:val="none"/>
+        </w:rPr>
+      </w:pPr>
+      <w:r>
+        <w:rPr>
+          <w:rFonts w:ascii="Consolas" w:eastAsia="Times New Roman" w:hAnsi="Consolas" w:cs="Courier New"/>
+          <w:kern w:val="0"/>
+          <w:sz w:val="14"/>
+          <w:szCs w:val="14"/>
+          <w:lang w:val="en-US"/>
+          <w14:ligatures w14:val="none"/>
+        </w:rPr>
+        <w:t>│ dense_2 (</w:t>
+      </w:r>
+      <w:r>
+        <w:rPr>
+          <w:rFonts w:ascii="Consolas" w:eastAsia="Times New Roman" w:hAnsi="Consolas" w:cs="Courier New"/>
+          <w:color w:val="0087FF"/>
+          <w:kern w:val="0"/>
+          <w:sz w:val="14"/>
+          <w:szCs w:val="14"/>
+          <w:lang w:val="en-US"/>
+          <w14:ligatures w14:val="none"/>
+        </w:rPr>
+        <w:t>Dense</w:t>
+      </w:r>
+      <w:r>
+        <w:rPr>
+          <w:rFonts w:ascii="Consolas" w:eastAsia="Times New Roman" w:hAnsi="Consolas" w:cs="Courier New"/>
+          <w:kern w:val="0"/>
+          <w:sz w:val="14"/>
+          <w:szCs w:val="14"/>
+          <w:lang w:val="en-US"/>
+          <w14:ligatures w14:val="none"/>
+        </w:rPr>
+        <w:t>)                 │ (</w:t>
+      </w:r>
+      <w:r>
+        <w:rPr>
+          <w:rFonts w:ascii="Consolas" w:eastAsia="Times New Roman" w:hAnsi="Consolas" w:cs="Courier New"/>
+          <w:color w:val="00D7FF"/>
+          <w:kern w:val="0"/>
+          <w:sz w:val="14"/>
+          <w:szCs w:val="14"/>
+          <w:lang w:val="en-US"/>
+          <w14:ligatures w14:val="none"/>
+        </w:rPr>
+        <w:t>None</w:t>
+      </w:r>
+      <w:r>
+        <w:rPr>
+          <w:rFonts w:ascii="Consolas" w:eastAsia="Times New Roman" w:hAnsi="Consolas" w:cs="Courier New"/>
+          <w:kern w:val="0"/>
+          <w:sz w:val="14"/>
+          <w:szCs w:val="14"/>
+          <w:lang w:val="en-US"/>
+          <w14:ligatures w14:val="none"/>
+        </w:rPr>
+        <w:t xml:space="preserve">, </w:t>
+      </w:r>
+      <w:r>
+        <w:rPr>
+          <w:rFonts w:ascii="Consolas" w:eastAsia="Times New Roman" w:hAnsi="Consolas" w:cs="Courier New"/>
+          <w:color w:val="00AF00"/>
+          <w:kern w:val="0"/>
+          <w:sz w:val="14"/>
+          <w:szCs w:val="14"/>
+          <w:lang w:val="en-US"/>
+          <w14:ligatures w14:val="none"/>
+        </w:rPr>
+        <w:t>256</w:t>
+      </w:r>
+      <w:r>
+        <w:rPr>
+          <w:rFonts w:ascii="Consolas" w:eastAsia="Times New Roman" w:hAnsi="Consolas" w:cs="Courier New"/>
+          <w:kern w:val="0"/>
+          <w:sz w:val="14"/>
+          <w:szCs w:val="14"/>
+          <w:lang w:val="en-US"/>
+          <w14:ligatures w14:val="none"/>
+        </w:rPr>
+        <w:t xml:space="preserve">)            │       </w:t>
+      </w:r>
+      <w:r>
+        <w:rPr>
+          <w:rFonts w:ascii="Consolas" w:eastAsia="Times New Roman" w:hAnsi="Consolas" w:cs="Courier New"/>
+          <w:color w:val="00AF00"/>
+          <w:kern w:val="0"/>
+          <w:sz w:val="14"/>
+          <w:szCs w:val="14"/>
+          <w:lang w:val="en-US"/>
+          <w14:ligatures w14:val="none"/>
+        </w:rPr>
+        <w:t>409,856</w:t>
+      </w:r>
+      <w:r>
+        <w:rPr>
+          <w:rFonts w:ascii="Consolas" w:eastAsia="Times New Roman" w:hAnsi="Consolas" w:cs="Courier New"/>
+          <w:kern w:val="0"/>
+          <w:sz w:val="14"/>
+          <w:szCs w:val="14"/>
+          <w:lang w:val="en-US"/>
+          <w14:ligatures w14:val="none"/>
+        </w:rPr>
+        <w:t xml:space="preserve"> │</w:t>
+      </w:r>
+    </w:p>
+    <w:p>
+      <w:pPr>
+        <w:shd w:val="clear" w:color="auto" w:fill="FFFFFF"/>
+        <w:tabs>
+          <w:tab w:val="left" w:pos="916"/>
+          <w:tab w:val="left" w:pos="1832"/>
+          <w:tab w:val="left" w:pos="2748"/>
+          <w:tab w:val="left" w:pos="3664"/>
+          <w:tab w:val="left" w:pos="4580"/>
+          <w:tab w:val="left" w:pos="5496"/>
+          <w:tab w:val="left" w:pos="6412"/>
+          <w:tab w:val="left" w:pos="7328"/>
+          <w:tab w:val="left" w:pos="8244"/>
+          <w:tab w:val="left" w:pos="9160"/>
+          <w:tab w:val="left" w:pos="10076"/>
+          <w:tab w:val="left" w:pos="10992"/>
+          <w:tab w:val="left" w:pos="11908"/>
+          <w:tab w:val="left" w:pos="12824"/>
+          <w:tab w:val="left" w:pos="13740"/>
+          <w:tab w:val="left" w:pos="14656"/>
+        </w:tabs>
+        <w:wordWrap w:val="0"/>
+        <w:spacing w:before="360" w:after="360" w:line="240" w:lineRule="auto"/>
+        <w:ind w:left="480" w:right="480"/>
+        <w:rPr>
+          <w:rFonts w:ascii="Consolas" w:eastAsia="Times New Roman" w:hAnsi="Consolas" w:cs="Courier New"/>
+          <w:kern w:val="0"/>
+          <w:sz w:val="14"/>
+          <w:szCs w:val="14"/>
+          <w:lang w:val="en-US"/>
+          <w14:ligatures w14:val="none"/>
+        </w:rPr>
+      </w:pPr>
+      <w:r>
+        <w:rPr>
+          <w:rFonts w:ascii="Consolas" w:eastAsia="Times New Roman" w:hAnsi="Consolas" w:cs="Courier New"/>
+          <w:kern w:val="0"/>
+          <w:sz w:val="14"/>
+          <w:szCs w:val="14"/>
+          <w:lang w:val="en-US"/>
+          <w14:ligatures w14:val="none"/>
+        </w:rPr>
+        <w:t>├─────────────────────────────────┼────────────────────────┼───────────────┤</w:t>
+      </w:r>
+    </w:p>
+    <w:p>
+      <w:pPr>
+        <w:shd w:val="clear" w:color="auto" w:fill="FFFFFF"/>
+        <w:tabs>
+          <w:tab w:val="left" w:pos="916"/>
+          <w:tab w:val="left" w:pos="1832"/>
+          <w:tab w:val="left" w:pos="2748"/>
+          <w:tab w:val="left" w:pos="3664"/>
+          <w:tab w:val="left" w:pos="4580"/>
+          <w:tab w:val="left" w:pos="5496"/>
+          <w:tab w:val="left" w:pos="6412"/>
+          <w:tab w:val="left" w:pos="7328"/>
+          <w:tab w:val="left" w:pos="8244"/>
+          <w:tab w:val="left" w:pos="9160"/>
+          <w:tab w:val="left" w:pos="10076"/>
+          <w:tab w:val="left" w:pos="10992"/>
+          <w:tab w:val="left" w:pos="11908"/>
+          <w:tab w:val="left" w:pos="12824"/>
+          <w:tab w:val="left" w:pos="13740"/>
+          <w:tab w:val="left" w:pos="14656"/>
+        </w:tabs>
+        <w:wordWrap w:val="0"/>
+        <w:spacing w:before="360" w:after="360" w:line="240" w:lineRule="auto"/>
+        <w:ind w:left="480" w:right="480"/>
+        <w:rPr>
+          <w:rFonts w:ascii="Consolas" w:eastAsia="Times New Roman" w:hAnsi="Consolas" w:cs="Courier New"/>
+          <w:kern w:val="0"/>
+          <w:sz w:val="14"/>
+          <w:szCs w:val="14"/>
+          <w:lang w:val="en-US"/>
+          <w14:ligatures w14:val="none"/>
+        </w:rPr>
+      </w:pPr>
+      <w:r>
+        <w:rPr>
+          <w:rFonts w:ascii="Consolas" w:eastAsia="Times New Roman" w:hAnsi="Consolas" w:cs="Courier New"/>
+          <w:kern w:val="0"/>
+          <w:sz w:val="14"/>
+          <w:szCs w:val="14"/>
+          <w:lang w:val="en-US"/>
+          <w14:ligatures w14:val="none"/>
+        </w:rPr>
+        <w:t>│ dense_3 (</w:t>
+      </w:r>
+      <w:r>
+        <w:rPr>
+          <w:rFonts w:ascii="Consolas" w:eastAsia="Times New Roman" w:hAnsi="Consolas" w:cs="Courier New"/>
+          <w:color w:val="0087FF"/>
+          <w:kern w:val="0"/>
+          <w:sz w:val="14"/>
+          <w:szCs w:val="14"/>
+          <w:lang w:val="en-US"/>
+          <w14:ligatures w14:val="none"/>
+        </w:rPr>
+        <w:t>Dense</w:t>
+      </w:r>
+      <w:r>
+        <w:rPr>
+          <w:rFonts w:ascii="Consolas" w:eastAsia="Times New Roman" w:hAnsi="Consolas" w:cs="Courier New"/>
+          <w:kern w:val="0"/>
+          <w:sz w:val="14"/>
+          <w:szCs w:val="14"/>
+          <w:lang w:val="en-US"/>
+          <w14:ligatures w14:val="none"/>
+        </w:rPr>
+        <w:t>)                 │ (</w:t>
+      </w:r>
+      <w:r>
+        <w:rPr>
+          <w:rFonts w:ascii="Consolas" w:eastAsia="Times New Roman" w:hAnsi="Consolas" w:cs="Courier New"/>
+          <w:color w:val="00D7FF"/>
+          <w:kern w:val="0"/>
+          <w:sz w:val="14"/>
+          <w:szCs w:val="14"/>
+          <w:lang w:val="en-US"/>
+          <w14:ligatures w14:val="none"/>
+        </w:rPr>
+        <w:t>None</w:t>
+      </w:r>
+      <w:r>
+        <w:rPr>
+          <w:rFonts w:ascii="Consolas" w:eastAsia="Times New Roman" w:hAnsi="Consolas" w:cs="Courier New"/>
+          <w:kern w:val="0"/>
+          <w:sz w:val="14"/>
+          <w:szCs w:val="14"/>
+          <w:lang w:val="en-US"/>
+          <w14:ligatures w14:val="none"/>
+        </w:rPr>
+        <w:t xml:space="preserve">, </w:t>
+      </w:r>
+      <w:r>
+        <w:rPr>
+          <w:rFonts w:ascii="Consolas" w:eastAsia="Times New Roman" w:hAnsi="Consolas" w:cs="Courier New"/>
+          <w:color w:val="00AF00"/>
+          <w:kern w:val="0"/>
+          <w:sz w:val="14"/>
+          <w:szCs w:val="14"/>
+          <w:lang w:val="en-US"/>
+          <w14:ligatures w14:val="none"/>
+        </w:rPr>
+        <w:t>10</w:t>
+      </w:r>
+      <w:r>
+        <w:rPr>
+          <w:rFonts w:ascii="Consolas" w:eastAsia="Times New Roman" w:hAnsi="Consolas" w:cs="Courier New"/>
+          <w:kern w:val="0"/>
+          <w:sz w:val="14"/>
+          <w:szCs w:val="14"/>
+          <w:lang w:val="en-US"/>
+          <w14:ligatures w14:val="none"/>
+        </w:rPr>
+        <w:t xml:space="preserve">)             │         </w:t>
+      </w:r>
+      <w:r>
+        <w:rPr>
+          <w:rFonts w:ascii="Consolas" w:eastAsia="Times New Roman" w:hAnsi="Consolas" w:cs="Courier New"/>
+          <w:color w:val="00AF00"/>
+          <w:kern w:val="0"/>
+          <w:sz w:val="14"/>
+          <w:szCs w:val="14"/>
+          <w:lang w:val="en-US"/>
+          <w14:ligatures w14:val="none"/>
+        </w:rPr>
+        <w:t>2,570</w:t>
+      </w:r>
+      <w:r>
+        <w:rPr>
+          <w:rFonts w:ascii="Consolas" w:eastAsia="Times New Roman" w:hAnsi="Consolas" w:cs="Courier New"/>
+          <w:kern w:val="0"/>
+          <w:sz w:val="14"/>
+          <w:szCs w:val="14"/>
+          <w:lang w:val="en-US"/>
+          <w14:ligatures w14:val="none"/>
+        </w:rPr>
+        <w:t xml:space="preserve"> │</w:t>
+      </w:r>
+    </w:p>
+    <w:p>
+      <w:pPr>
+        <w:shd w:val="clear" w:color="auto" w:fill="FFFFFF"/>
+        <w:tabs>
+          <w:tab w:val="left" w:pos="916"/>
+          <w:tab w:val="left" w:pos="1832"/>
+          <w:tab w:val="left" w:pos="2748"/>
+          <w:tab w:val="left" w:pos="3664"/>
+          <w:tab w:val="left" w:pos="4580"/>
+          <w:tab w:val="left" w:pos="5496"/>
+          <w:tab w:val="left" w:pos="6412"/>
+          <w:tab w:val="left" w:pos="7328"/>
+          <w:tab w:val="left" w:pos="8244"/>
+          <w:tab w:val="left" w:pos="9160"/>
+          <w:tab w:val="left" w:pos="10076"/>
+          <w:tab w:val="left" w:pos="10992"/>
+          <w:tab w:val="left" w:pos="11908"/>
+          <w:tab w:val="left" w:pos="12824"/>
+          <w:tab w:val="left" w:pos="13740"/>
+          <w:tab w:val="left" w:pos="14656"/>
+        </w:tabs>
+        <w:wordWrap w:val="0"/>
+        <w:spacing w:before="360" w:after="360" w:line="240" w:lineRule="auto"/>
+        <w:ind w:left="480" w:right="480"/>
+        <w:rPr>
+          <w:rFonts w:ascii="Consolas" w:eastAsia="Times New Roman" w:hAnsi="Consolas" w:cs="Courier New"/>
+          <w:kern w:val="0"/>
+          <w:sz w:val="14"/>
+          <w:szCs w:val="14"/>
+          <w:lang w:val="en-US"/>
+          <w14:ligatures w14:val="none"/>
+        </w:rPr>
+      </w:pPr>
+      <w:r>
+        <w:rPr>
+          <w:rFonts w:ascii="Consolas" w:eastAsia="Times New Roman" w:hAnsi="Consolas" w:cs="Courier New"/>
+          <w:kern w:val="0"/>
+          <w:sz w:val="14"/>
+          <w:szCs w:val="14"/>
+          <w:lang w:val="en-US"/>
+          <w14:ligatures w14:val="none"/>
+        </w:rPr>
+        <w:t>└─────────────────────────────────┴────────────────────────┴───────────────┘</w:t>
+      </w:r>
+    </w:p>
+    <w:p>
+      <w:pPr>
+        <w:shd w:val="clear" w:color="auto" w:fill="FFFFFF"/>
+        <w:tabs>
+          <w:tab w:val="left" w:pos="916"/>
+          <w:tab w:val="left" w:pos="1832"/>
+          <w:tab w:val="left" w:pos="2748"/>
+          <w:tab w:val="left" w:pos="3664"/>
+          <w:tab w:val="left" w:pos="4580"/>
+          <w:tab w:val="left" w:pos="5496"/>
+          <w:tab w:val="left" w:pos="6412"/>
+          <w:tab w:val="left" w:pos="7328"/>
+          <w:tab w:val="left" w:pos="8244"/>
+          <w:tab w:val="left" w:pos="9160"/>
+          <w:tab w:val="left" w:pos="10076"/>
+          <w:tab w:val="left" w:pos="10992"/>
+          <w:tab w:val="left" w:pos="11908"/>
+          <w:tab w:val="left" w:pos="12824"/>
+          <w:tab w:val="left" w:pos="13740"/>
+          <w:tab w:val="left" w:pos="14656"/>
+        </w:tabs>
+        <w:wordWrap w:val="0"/>
+        <w:spacing w:before="360" w:after="360" w:line="240" w:lineRule="auto"/>
+        <w:ind w:left="480" w:right="480"/>
+        <w:rPr>
+          <w:rFonts w:ascii="Consolas" w:eastAsia="Times New Roman" w:hAnsi="Consolas" w:cs="Courier New"/>
+          <w:kern w:val="0"/>
+          <w:sz w:val="20"/>
+          <w:szCs w:val="20"/>
+          <w:lang w:val="en-US"/>
+          <w14:ligatures w14:val="none"/>
+        </w:rPr>
+      </w:pPr>
+      <w:r>
+        <w:rPr>
+          <w:rFonts w:ascii="Consolas" w:eastAsia="Times New Roman" w:hAnsi="Consolas" w:cs="Courier New"/>
+          <w:b/>
+          <w:bCs/>
+          <w:kern w:val="0"/>
+          <w:sz w:val="20"/>
+          <w:szCs w:val="20"/>
+          <w:lang w:val="en-US"/>
+          <w14:ligatures w14:val="none"/>
+        </w:rPr>
+        <w:t xml:space="preserve"> Total params: </w:t>
+      </w:r>
+      <w:r>
+        <w:rPr>
+          <w:rFonts w:ascii="Consolas" w:eastAsia="Times New Roman" w:hAnsi="Consolas" w:cs="Courier New"/>
+          <w:color w:val="00AF00"/>
+          <w:kern w:val="0"/>
+          <w:sz w:val="20"/>
+          <w:szCs w:val="20"/>
+          <w:lang w:val="en-US"/>
+          <w14:ligatures w14:val="none"/>
+        </w:rPr>
+        <w:t>1,340,480</w:t>
+      </w:r>
+      <w:r>
+        <w:rPr>
+          <w:rFonts w:ascii="Consolas" w:eastAsia="Times New Roman" w:hAnsi="Consolas" w:cs="Courier New"/>
+          <w:kern w:val="0"/>
+          <w:sz w:val="20"/>
+          <w:szCs w:val="20"/>
+          <w:lang w:val="en-US"/>
+          <w14:ligatures w14:val="none"/>
+        </w:rPr>
+        <w:t xml:space="preserve"> (5.11 MB)</w:t>
+      </w:r>
+    </w:p>
+    <w:p>
+      <w:pPr>
+        <w:shd w:val="clear" w:color="auto" w:fill="FFFFFF"/>
+        <w:tabs>
+          <w:tab w:val="left" w:pos="916"/>
+          <w:tab w:val="left" w:pos="1832"/>
+          <w:tab w:val="left" w:pos="2748"/>
+          <w:tab w:val="left" w:pos="3664"/>
+          <w:tab w:val="left" w:pos="4580"/>
+          <w:tab w:val="left" w:pos="5496"/>
+          <w:tab w:val="left" w:pos="6412"/>
+          <w:tab w:val="left" w:pos="7328"/>
+          <w:tab w:val="left" w:pos="8244"/>
+          <w:tab w:val="left" w:pos="9160"/>
+          <w:tab w:val="left" w:pos="10076"/>
+          <w:tab w:val="left" w:pos="10992"/>
+          <w:tab w:val="left" w:pos="11908"/>
+          <w:tab w:val="left" w:pos="12824"/>
+          <w:tab w:val="left" w:pos="13740"/>
+          <w:tab w:val="left" w:pos="14656"/>
+        </w:tabs>
+        <w:wordWrap w:val="0"/>
+        <w:spacing w:before="360" w:after="360" w:line="240" w:lineRule="auto"/>
+        <w:ind w:left="480" w:right="480"/>
+        <w:rPr>
+          <w:rFonts w:ascii="Consolas" w:eastAsia="Times New Roman" w:hAnsi="Consolas" w:cs="Courier New"/>
+          <w:kern w:val="0"/>
+          <w:sz w:val="20"/>
+          <w:szCs w:val="20"/>
+          <w:lang w:val="en-US"/>
+          <w14:ligatures w14:val="none"/>
+        </w:rPr>
+      </w:pPr>
+      <w:r>
+        <w:rPr>
+          <w:rFonts w:ascii="Consolas" w:eastAsia="Times New Roman" w:hAnsi="Consolas" w:cs="Courier New"/>
+          <w:b/>
+          <w:bCs/>
+          <w:kern w:val="0"/>
+          <w:sz w:val="20"/>
+          <w:szCs w:val="20"/>
+          <w:lang w:val="en-US"/>
+          <w14:ligatures w14:val="none"/>
+        </w:rPr>
+        <w:t xml:space="preserve"> Trainable params: </w:t>
+      </w:r>
+      <w:r>
+        <w:rPr>
+          <w:rFonts w:ascii="Consolas" w:eastAsia="Times New Roman" w:hAnsi="Consolas" w:cs="Courier New"/>
+          <w:color w:val="00AF00"/>
+          <w:kern w:val="0"/>
+          <w:sz w:val="20"/>
+          <w:szCs w:val="20"/>
+          <w:lang w:val="en-US"/>
+          <w14:ligatures w14:val="none"/>
+        </w:rPr>
+        <w:t>446,826</w:t>
+      </w:r>
+      <w:r>
+        <w:rPr>
+          <w:rFonts w:ascii="Consolas" w:eastAsia="Times New Roman" w:hAnsi="Consolas" w:cs="Courier New"/>
+          <w:kern w:val="0"/>
+          <w:sz w:val="20"/>
+          <w:szCs w:val="20"/>
+          <w:lang w:val="en-US"/>
+          <w14:ligatures w14:val="none"/>
+        </w:rPr>
+        <w:t xml:space="preserve"> (1.70 MB)</w:t>
+      </w:r>
+    </w:p>
+    <w:p>
+      <w:pPr>
+        <w:shd w:val="clear" w:color="auto" w:fill="FFFFFF"/>
+        <w:tabs>
+          <w:tab w:val="left" w:pos="916"/>
+          <w:tab w:val="left" w:pos="1832"/>
+          <w:tab w:val="left" w:pos="2748"/>
+          <w:tab w:val="left" w:pos="3664"/>
+          <w:tab w:val="left" w:pos="4580"/>
+          <w:tab w:val="left" w:pos="5496"/>
+          <w:tab w:val="left" w:pos="6412"/>
+          <w:tab w:val="left" w:pos="7328"/>
+          <w:tab w:val="left" w:pos="8244"/>
+          <w:tab w:val="left" w:pos="9160"/>
+          <w:tab w:val="left" w:pos="10076"/>
+          <w:tab w:val="left" w:pos="10992"/>
+          <w:tab w:val="left" w:pos="11908"/>
+          <w:tab w:val="left" w:pos="12824"/>
+          <w:tab w:val="left" w:pos="13740"/>
+          <w:tab w:val="left" w:pos="14656"/>
+        </w:tabs>
+        <w:wordWrap w:val="0"/>
+        <w:spacing w:before="360" w:after="360" w:line="240" w:lineRule="auto"/>
+        <w:ind w:left="480" w:right="480"/>
+        <w:rPr>
+          <w:rFonts w:ascii="Consolas" w:eastAsia="Times New Roman" w:hAnsi="Consolas" w:cs="Courier New"/>
+          <w:kern w:val="0"/>
+          <w:sz w:val="20"/>
+          <w:szCs w:val="20"/>
+          <w:lang w:val="en-US"/>
+          <w14:ligatures w14:val="none"/>
+        </w:rPr>
+      </w:pPr>
+      <w:r>
+        <w:rPr>
+          <w:rFonts w:ascii="Consolas" w:eastAsia="Times New Roman" w:hAnsi="Consolas" w:cs="Courier New"/>
+          <w:b/>
+          <w:bCs/>
+          <w:kern w:val="0"/>
+          <w:sz w:val="20"/>
+          <w:szCs w:val="20"/>
+          <w:lang w:val="en-US"/>
+          <w14:ligatures w14:val="none"/>
+        </w:rPr>
+        <w:t xml:space="preserve"> Non-trainable params: </w:t>
+      </w:r>
+      <w:r>
+        <w:rPr>
+          <w:rFonts w:ascii="Consolas" w:eastAsia="Times New Roman" w:hAnsi="Consolas" w:cs="Courier New"/>
+          <w:color w:val="00AF00"/>
+          <w:kern w:val="0"/>
+          <w:sz w:val="20"/>
+          <w:szCs w:val="20"/>
+          <w:lang w:val="en-US"/>
+          <w14:ligatures w14:val="none"/>
+        </w:rPr>
+        <w:t>0</w:t>
+      </w:r>
+      <w:r>
+        <w:rPr>
+          <w:rFonts w:ascii="Consolas" w:eastAsia="Times New Roman" w:hAnsi="Consolas" w:cs="Courier New"/>
+          <w:kern w:val="0"/>
+          <w:sz w:val="20"/>
+          <w:szCs w:val="20"/>
+          <w:lang w:val="en-US"/>
+          <w14:ligatures w14:val="none"/>
+        </w:rPr>
+        <w:t xml:space="preserve"> (0.00 B)</w:t>
+      </w:r>
+    </w:p>
+    <w:p>
+      <w:pPr>
+        <w:shd w:val="clear" w:color="auto" w:fill="FFFFFF"/>
+        <w:tabs>
+          <w:tab w:val="left" w:pos="916"/>
+          <w:tab w:val="left" w:pos="1832"/>
+          <w:tab w:val="left" w:pos="2748"/>
+          <w:tab w:val="left" w:pos="3664"/>
+          <w:tab w:val="left" w:pos="4580"/>
+          <w:tab w:val="left" w:pos="5496"/>
+          <w:tab w:val="left" w:pos="6412"/>
+          <w:tab w:val="left" w:pos="7328"/>
+          <w:tab w:val="left" w:pos="8244"/>
+          <w:tab w:val="left" w:pos="9160"/>
+          <w:tab w:val="left" w:pos="10076"/>
+          <w:tab w:val="left" w:pos="10992"/>
+          <w:tab w:val="left" w:pos="11908"/>
+          <w:tab w:val="left" w:pos="12824"/>
+          <w:tab w:val="left" w:pos="13740"/>
+          <w:tab w:val="left" w:pos="14656"/>
+        </w:tabs>
+        <w:wordWrap w:val="0"/>
+        <w:spacing w:before="360" w:after="360" w:line="240" w:lineRule="auto"/>
+        <w:ind w:left="480" w:right="480"/>
+        <w:rPr>
+          <w:rFonts w:ascii="Consolas" w:eastAsia="Times New Roman" w:hAnsi="Consolas" w:cs="Courier New"/>
+          <w:kern w:val="0"/>
+          <w:sz w:val="20"/>
+          <w:szCs w:val="20"/>
+          <w:lang w:val="en-US"/>
+          <w14:ligatures w14:val="none"/>
+        </w:rPr>
+      </w:pPr>
+      <w:r>
+        <w:rPr>
+          <w:rFonts w:ascii="Consolas" w:eastAsia="Times New Roman" w:hAnsi="Consolas" w:cs="Courier New"/>
+          <w:b/>
+          <w:bCs/>
+          <w:kern w:val="0"/>
+          <w:sz w:val="20"/>
+          <w:szCs w:val="20"/>
+          <w:lang w:val="en-US"/>
+          <w14:ligatures w14:val="none"/>
+        </w:rPr>
+        <w:t xml:space="preserve"> Optimizer params: </w:t>
+      </w:r>
+      <w:r>
+        <w:rPr>
+          <w:rFonts w:ascii="Consolas" w:eastAsia="Times New Roman" w:hAnsi="Consolas" w:cs="Courier New"/>
+          <w:color w:val="00AF00"/>
+          <w:kern w:val="0"/>
+          <w:sz w:val="20"/>
+          <w:szCs w:val="20"/>
+          <w:lang w:val="en-US"/>
+          <w14:ligatures w14:val="none"/>
+        </w:rPr>
+        <w:t>893,654</w:t>
+      </w:r>
+      <w:r>
+        <w:rPr>
+          <w:rFonts w:ascii="Consolas" w:eastAsia="Times New Roman" w:hAnsi="Consolas" w:cs="Courier New"/>
+          <w:kern w:val="0"/>
+          <w:sz w:val="20"/>
+          <w:szCs w:val="20"/>
+          <w:lang w:val="en-US"/>
+          <w14:ligatures w14:val="none"/>
+        </w:rPr>
+        <w:t xml:space="preserve"> (3.41 MB)</w:t>
+      </w:r>
+    </w:p>
+    <w:p>
+      <w:pPr>
+        <w:shd w:val="clear" w:color="auto" w:fill="FFFFFF"/>
+        <w:tabs>
+          <w:tab w:val="left" w:pos="916"/>
+          <w:tab w:val="left" w:pos="1832"/>
+          <w:tab w:val="left" w:pos="2748"/>
+          <w:tab w:val="left" w:pos="3664"/>
+          <w:tab w:val="left" w:pos="4580"/>
+          <w:tab w:val="left" w:pos="5496"/>
+          <w:tab w:val="left" w:pos="6412"/>
+          <w:tab w:val="left" w:pos="7328"/>
+          <w:tab w:val="left" w:pos="8244"/>
+          <w:tab w:val="left" w:pos="9160"/>
+          <w:tab w:val="left" w:pos="10076"/>
+          <w:tab w:val="left" w:pos="10992"/>
+          <w:tab w:val="left" w:pos="11908"/>
+          <w:tab w:val="left" w:pos="12824"/>
+          <w:tab w:val="left" w:pos="13740"/>
+          <w:tab w:val="left" w:pos="14656"/>
+        </w:tabs>
+        <w:wordWrap w:val="0"/>
+        <w:spacing w:before="360" w:after="360" w:line="240" w:lineRule="auto"/>
+        <w:ind w:left="480" w:right="480"/>
+        <w:rPr>
+          <w:rFonts w:ascii="Consolas" w:eastAsia="Times New Roman" w:hAnsi="Consolas" w:cs="Courier New"/>
+          <w:kern w:val="0"/>
+          <w:sz w:val="20"/>
+          <w:szCs w:val="20"/>
+          <w:lang w:val="en-US"/>
+          <w14:ligatures w14:val="none"/>
+        </w:rPr>
+      </w:pPr>
+    </w:p>
+    <w:p>
+      <w:pPr>
+        <w:shd w:val="clear" w:color="auto" w:fill="FFFFFF"/>
+        <w:tabs>
+          <w:tab w:val="left" w:pos="916"/>
+          <w:tab w:val="left" w:pos="1832"/>
+          <w:tab w:val="left" w:pos="2748"/>
+          <w:tab w:val="left" w:pos="3664"/>
+          <w:tab w:val="left" w:pos="4580"/>
+          <w:tab w:val="left" w:pos="5496"/>
+          <w:tab w:val="left" w:pos="6412"/>
+          <w:tab w:val="left" w:pos="7328"/>
+          <w:tab w:val="left" w:pos="8244"/>
+          <w:tab w:val="left" w:pos="9160"/>
+          <w:tab w:val="left" w:pos="10076"/>
+          <w:tab w:val="left" w:pos="10992"/>
+          <w:tab w:val="left" w:pos="11908"/>
+          <w:tab w:val="left" w:pos="12824"/>
+          <w:tab w:val="left" w:pos="13740"/>
+          <w:tab w:val="left" w:pos="14656"/>
+        </w:tabs>
+        <w:wordWrap w:val="0"/>
+        <w:spacing w:before="360" w:after="360" w:line="240" w:lineRule="auto"/>
+        <w:ind w:left="480" w:right="480"/>
+        <w:rPr>
+          <w:rFonts w:ascii="Consolas" w:eastAsia="Times New Roman" w:hAnsi="Consolas" w:cs="Courier New"/>
+          <w:kern w:val="0"/>
+          <w:sz w:val="20"/>
+          <w:szCs w:val="20"/>
+          <w:lang w:val="en-US"/>
+          <w14:ligatures w14:val="none"/>
+        </w:rPr>
+      </w:pPr>
+      <w:r>
+        <w:rPr>
+          <w:rFonts w:ascii="Consolas" w:eastAsia="Times New Roman" w:hAnsi="Consolas" w:cs="Courier New"/>
+          <w:kern w:val="0"/>
+          <w:sz w:val="20"/>
+          <w:szCs w:val="20"/>
+          <w:lang w:val="en-US"/>
+          <w14:ligatures w14:val="none"/>
+        </w:rPr>
+        <w:lastRenderedPageBreak/>
+        <w:t>02)</w:t>
+      </w:r>
+      <w:r>
+        <w:rPr>
+          <w:noProof/>
+        </w:rPr>
+        <w:t xml:space="preserve"> </w:t>
+      </w:r>
+      <w:r>
+        <w:rPr>
+          <w:rFonts w:ascii="Consolas" w:eastAsia="Times New Roman" w:hAnsi="Consolas" w:cs="Courier New"/>
+          <w:kern w:val="0"/>
+          <w:sz w:val="20"/>
+          <w:szCs w:val="20"/>
+          <w:lang w:val="en-US"/>
+          <w14:ligatures w14:val="none"/>
+        </w:rPr>
+        <w:drawing>
+          <wp:inline distT="0" distB="0" distL="0" distR="0" wp14:anchorId="00A2F6F2" wp14:editId="6CCE4547">
+            <wp:extent cx="5731510" cy="3317875"/>
+            <wp:effectExtent l="0" t="0" r="2540" b="0"/>
+            <wp:docPr id="2" name="Picture 2"/>
+            <wp:cNvGraphicFramePr>
+              <a:graphicFrameLocks xmlns:a="http://schemas.openxmlformats.org/drawingml/2006/main" noChangeAspect="1"/>
+            </wp:cNvGraphicFramePr>
+            <a:graphic xmlns:a="http://schemas.openxmlformats.org/drawingml/2006/main">
+              <a:graphicData uri="http://schemas.openxmlformats.org/drawingml/2006/picture">
+                <pic:pic xmlns:pic="http://schemas.openxmlformats.org/drawingml/2006/picture">
+                  <pic:nvPicPr>
+                    <pic:cNvPr id="1" name=""/>
+                    <pic:cNvPicPr/>
+                  </pic:nvPicPr>
+                  <pic:blipFill>
+                    <a:blip r:embed="rId6"/>
+                    <a:stretch>
+                      <a:fillRect/>
+                    </a:stretch>
+                  </pic:blipFill>
+                  <pic:spPr>
+                    <a:xfrm>
+                      <a:off x="0" y="0"/>
+                      <a:ext cx="5731510" cy="3317875"/>
+                    </a:xfrm>
+                    <a:prstGeom prst="rect">
+                      <a:avLst/>
+                    </a:prstGeom>
+                  </pic:spPr>
+                </pic:pic>
+              </a:graphicData>
+            </a:graphic>
+          </wp:inline>
+        </w:drawing>
+      </w:r>
+    </w:p>
+    <w:p>
+      <w:pPr>
+        <w:ind w:firstLine="480"/>
+        <w:jc w:val="both"/>
+        <w:rPr>
+          <w:sz w:val="28"/>
+          <w:szCs w:val="28"/>
+        </w:rPr>
+      </w:pPr>
+      <w:r>
+        <w:rPr>
+          <w:sz w:val="28"/>
+          <w:szCs w:val="28"/>
+        </w:rPr>
+        <w:t>03</w:t>
+      </w:r>
+      <w:r>
+        <w:rPr>
+          <w:sz w:val="28"/>
+          <w:szCs w:val="28"/>
+        </w:rPr>
+        <w:t>)</w:t>
+      </w:r>
+    </w:p>
+    <w:p>
+      <w:pPr>
         <w:jc w:val="both"/>
         <w:rPr>
           <w:sz w:val="44"/>
@@ -2946,25 +4992,1179 @@
           <w:u w:val="single"/>
         </w:rPr>
       </w:pPr>
-    </w:p>
-    <w:p>
-      <w:pPr>
-        <w:jc w:val="both"/>
+      <w:r>
         <w:rPr>
           <w:sz w:val="44"/>
           <w:szCs w:val="44"/>
           <w:u w:val="single"/>
         </w:rPr>
-      </w:pPr>
-      <w:r>
+        <w:t>Lab 6</w:t>
+      </w:r>
+    </w:p>
+    <w:p>
+      <w:pPr>
+        <w:pStyle w:val="ListParagraph"/>
+        <w:numPr>
+          <w:ilvl w:val="0"/>
+          <w:numId w:val="4"/>
+        </w:numPr>
+        <w:shd w:val="clear" w:color="auto" w:fill="FFFFFF"/>
+        <w:tabs>
+          <w:tab w:val="left" w:pos="916"/>
+          <w:tab w:val="left" w:pos="1832"/>
+          <w:tab w:val="left" w:pos="2748"/>
+          <w:tab w:val="left" w:pos="3664"/>
+          <w:tab w:val="left" w:pos="4580"/>
+          <w:tab w:val="left" w:pos="5496"/>
+          <w:tab w:val="left" w:pos="6412"/>
+          <w:tab w:val="left" w:pos="7328"/>
+          <w:tab w:val="left" w:pos="8244"/>
+          <w:tab w:val="left" w:pos="9160"/>
+          <w:tab w:val="left" w:pos="10076"/>
+          <w:tab w:val="left" w:pos="10992"/>
+          <w:tab w:val="left" w:pos="11908"/>
+          <w:tab w:val="left" w:pos="12824"/>
+          <w:tab w:val="left" w:pos="13740"/>
+          <w:tab w:val="left" w:pos="14656"/>
+        </w:tabs>
+        <w:wordWrap w:val="0"/>
+        <w:spacing w:before="360" w:after="360" w:line="240" w:lineRule="auto"/>
+        <w:ind w:right="480"/>
+        <w:rPr>
+          <w:rFonts w:ascii="Consolas" w:eastAsia="Times New Roman" w:hAnsi="Consolas" w:cs="Courier New"/>
+          <w:kern w:val="0"/>
+          <w:sz w:val="20"/>
+          <w:szCs w:val="20"/>
+          <w:lang w:val="en-US"/>
+          <w14:ligatures w14:val="none"/>
+        </w:rPr>
+      </w:pPr>
+      <w:r>
+        <w:rPr>
+          <w:rFonts w:ascii="Consolas" w:eastAsia="Times New Roman" w:hAnsi="Consolas" w:cs="Courier New"/>
+          <w:b/>
+          <w:bCs/>
+          <w:kern w:val="0"/>
+          <w:sz w:val="20"/>
+          <w:szCs w:val="20"/>
+          <w:lang w:val="en-US"/>
+          <w14:ligatures w14:val="none"/>
+        </w:rPr>
+        <w:t>Model: "sequential_2"</w:t>
+      </w:r>
+    </w:p>
+    <w:p>
+      <w:pPr>
+        <w:shd w:val="clear" w:color="auto" w:fill="FFFFFF"/>
+        <w:tabs>
+          <w:tab w:val="left" w:pos="916"/>
+          <w:tab w:val="left" w:pos="1832"/>
+          <w:tab w:val="left" w:pos="2748"/>
+          <w:tab w:val="left" w:pos="3664"/>
+          <w:tab w:val="left" w:pos="4580"/>
+          <w:tab w:val="left" w:pos="5496"/>
+          <w:tab w:val="left" w:pos="6412"/>
+          <w:tab w:val="left" w:pos="7328"/>
+          <w:tab w:val="left" w:pos="8244"/>
+          <w:tab w:val="left" w:pos="9160"/>
+          <w:tab w:val="left" w:pos="10076"/>
+          <w:tab w:val="left" w:pos="10992"/>
+          <w:tab w:val="left" w:pos="11908"/>
+          <w:tab w:val="left" w:pos="12824"/>
+          <w:tab w:val="left" w:pos="13740"/>
+          <w:tab w:val="left" w:pos="14656"/>
+        </w:tabs>
+        <w:wordWrap w:val="0"/>
+        <w:spacing w:before="360" w:after="360" w:line="240" w:lineRule="auto"/>
+        <w:ind w:left="480" w:right="480"/>
+        <w:rPr>
+          <w:rFonts w:ascii="Consolas" w:eastAsia="Times New Roman" w:hAnsi="Consolas" w:cs="Courier New"/>
+          <w:kern w:val="0"/>
+          <w:sz w:val="18"/>
+          <w:szCs w:val="18"/>
+          <w:lang w:val="en-US"/>
+          <w14:ligatures w14:val="none"/>
+        </w:rPr>
+      </w:pPr>
+      <w:r>
+        <w:rPr>
+          <w:rFonts w:ascii="Consolas" w:eastAsia="Times New Roman" w:hAnsi="Consolas" w:cs="Courier New"/>
+          <w:kern w:val="0"/>
+          <w:sz w:val="18"/>
+          <w:szCs w:val="18"/>
+          <w:lang w:val="en-US"/>
+          <w14:ligatures w14:val="none"/>
+        </w:rPr>
+        <w:t>┏━━━━━━━━━━━━━━━━━━━━━━━━━━━━━━━━━┳━━━━━━━━━━━━━━━━━━━━━━━━┳━━━━━━━━━━━━━━━┓</w:t>
+      </w:r>
+    </w:p>
+    <w:p>
+      <w:pPr>
+        <w:shd w:val="clear" w:color="auto" w:fill="FFFFFF"/>
+        <w:tabs>
+          <w:tab w:val="left" w:pos="916"/>
+          <w:tab w:val="left" w:pos="1832"/>
+          <w:tab w:val="left" w:pos="2748"/>
+          <w:tab w:val="left" w:pos="3664"/>
+          <w:tab w:val="left" w:pos="4580"/>
+          <w:tab w:val="left" w:pos="5496"/>
+          <w:tab w:val="left" w:pos="6412"/>
+          <w:tab w:val="left" w:pos="7328"/>
+          <w:tab w:val="left" w:pos="8244"/>
+          <w:tab w:val="left" w:pos="9160"/>
+          <w:tab w:val="left" w:pos="10076"/>
+          <w:tab w:val="left" w:pos="10992"/>
+          <w:tab w:val="left" w:pos="11908"/>
+          <w:tab w:val="left" w:pos="12824"/>
+          <w:tab w:val="left" w:pos="13740"/>
+          <w:tab w:val="left" w:pos="14656"/>
+        </w:tabs>
+        <w:wordWrap w:val="0"/>
+        <w:spacing w:before="360" w:after="360" w:line="240" w:lineRule="auto"/>
+        <w:ind w:left="480" w:right="480"/>
+        <w:rPr>
+          <w:rFonts w:ascii="Consolas" w:eastAsia="Times New Roman" w:hAnsi="Consolas" w:cs="Courier New"/>
+          <w:kern w:val="0"/>
+          <w:sz w:val="18"/>
+          <w:szCs w:val="18"/>
+          <w:lang w:val="en-US"/>
+          <w14:ligatures w14:val="none"/>
+        </w:rPr>
+      </w:pPr>
+      <w:r>
+        <w:rPr>
+          <w:rFonts w:ascii="Consolas" w:eastAsia="Times New Roman" w:hAnsi="Consolas" w:cs="Courier New"/>
+          <w:kern w:val="0"/>
+          <w:sz w:val="18"/>
+          <w:szCs w:val="18"/>
+          <w:lang w:val="en-US"/>
+          <w14:ligatures w14:val="none"/>
+        </w:rPr>
+        <w:t>┃</w:t>
+      </w:r>
+      <w:r>
+        <w:rPr>
+          <w:rFonts w:ascii="Consolas" w:eastAsia="Times New Roman" w:hAnsi="Consolas" w:cs="Courier New"/>
+          <w:b/>
+          <w:bCs/>
+          <w:kern w:val="0"/>
+          <w:sz w:val="18"/>
+          <w:szCs w:val="18"/>
+          <w:lang w:val="en-US"/>
+          <w14:ligatures w14:val="none"/>
+        </w:rPr>
+        <w:t xml:space="preserve"> Layer (type)                    </w:t>
+      </w:r>
+      <w:r>
+        <w:rPr>
+          <w:rFonts w:ascii="Consolas" w:eastAsia="Times New Roman" w:hAnsi="Consolas" w:cs="Courier New"/>
+          <w:kern w:val="0"/>
+          <w:sz w:val="18"/>
+          <w:szCs w:val="18"/>
+          <w:lang w:val="en-US"/>
+          <w14:ligatures w14:val="none"/>
+        </w:rPr>
+        <w:t>┃</w:t>
+      </w:r>
+      <w:r>
+        <w:rPr>
+          <w:rFonts w:ascii="Consolas" w:eastAsia="Times New Roman" w:hAnsi="Consolas" w:cs="Courier New"/>
+          <w:b/>
+          <w:bCs/>
+          <w:kern w:val="0"/>
+          <w:sz w:val="18"/>
+          <w:szCs w:val="18"/>
+          <w:lang w:val="en-US"/>
+          <w14:ligatures w14:val="none"/>
+        </w:rPr>
+        <w:t xml:space="preserve"> Output Shape           </w:t>
+      </w:r>
+      <w:r>
+        <w:rPr>
+          <w:rFonts w:ascii="Consolas" w:eastAsia="Times New Roman" w:hAnsi="Consolas" w:cs="Courier New"/>
+          <w:kern w:val="0"/>
+          <w:sz w:val="18"/>
+          <w:szCs w:val="18"/>
+          <w:lang w:val="en-US"/>
+          <w14:ligatures w14:val="none"/>
+        </w:rPr>
+        <w:t>┃</w:t>
+      </w:r>
+      <w:r>
+        <w:rPr>
+          <w:rFonts w:ascii="Consolas" w:eastAsia="Times New Roman" w:hAnsi="Consolas" w:cs="Courier New"/>
+          <w:b/>
+          <w:bCs/>
+          <w:kern w:val="0"/>
+          <w:sz w:val="18"/>
+          <w:szCs w:val="18"/>
+          <w:lang w:val="en-US"/>
+          <w14:ligatures w14:val="none"/>
+        </w:rPr>
+        <w:t xml:space="preserve">       Param # </w:t>
+      </w:r>
+      <w:r>
+        <w:rPr>
+          <w:rFonts w:ascii="Consolas" w:eastAsia="Times New Roman" w:hAnsi="Consolas" w:cs="Courier New"/>
+          <w:kern w:val="0"/>
+          <w:sz w:val="18"/>
+          <w:szCs w:val="18"/>
+          <w:lang w:val="en-US"/>
+          <w14:ligatures w14:val="none"/>
+        </w:rPr>
+        <w:t>┃</w:t>
+      </w:r>
+    </w:p>
+    <w:p>
+      <w:pPr>
+        <w:shd w:val="clear" w:color="auto" w:fill="FFFFFF"/>
+        <w:tabs>
+          <w:tab w:val="left" w:pos="916"/>
+          <w:tab w:val="left" w:pos="1832"/>
+          <w:tab w:val="left" w:pos="2748"/>
+          <w:tab w:val="left" w:pos="3664"/>
+          <w:tab w:val="left" w:pos="4580"/>
+          <w:tab w:val="left" w:pos="5496"/>
+          <w:tab w:val="left" w:pos="6412"/>
+          <w:tab w:val="left" w:pos="7328"/>
+          <w:tab w:val="left" w:pos="8244"/>
+          <w:tab w:val="left" w:pos="9160"/>
+          <w:tab w:val="left" w:pos="10076"/>
+          <w:tab w:val="left" w:pos="10992"/>
+          <w:tab w:val="left" w:pos="11908"/>
+          <w:tab w:val="left" w:pos="12824"/>
+          <w:tab w:val="left" w:pos="13740"/>
+          <w:tab w:val="left" w:pos="14656"/>
+        </w:tabs>
+        <w:wordWrap w:val="0"/>
+        <w:spacing w:before="360" w:after="360" w:line="240" w:lineRule="auto"/>
+        <w:ind w:left="480" w:right="480"/>
+        <w:rPr>
+          <w:rFonts w:ascii="Consolas" w:eastAsia="Times New Roman" w:hAnsi="Consolas" w:cs="Courier New"/>
+          <w:kern w:val="0"/>
+          <w:sz w:val="18"/>
+          <w:szCs w:val="18"/>
+          <w:lang w:val="en-US"/>
+          <w14:ligatures w14:val="none"/>
+        </w:rPr>
+      </w:pPr>
+      <w:r>
+        <w:rPr>
+          <w:rFonts w:ascii="Consolas" w:eastAsia="Times New Roman" w:hAnsi="Consolas" w:cs="Courier New"/>
+          <w:kern w:val="0"/>
+          <w:sz w:val="18"/>
+          <w:szCs w:val="18"/>
+          <w:lang w:val="en-US"/>
+          <w14:ligatures w14:val="none"/>
+        </w:rPr>
+        <w:t>┡━━━━━━━━━━━━━━━━━━━━━━━━━━━━━━━━━╇━━━━━━━━━━━━━━━━━━━━━━━━╇━━━━━━━━━━━━━━━┩</w:t>
+      </w:r>
+    </w:p>
+    <w:p>
+      <w:pPr>
+        <w:shd w:val="clear" w:color="auto" w:fill="FFFFFF"/>
+        <w:tabs>
+          <w:tab w:val="left" w:pos="916"/>
+          <w:tab w:val="left" w:pos="1832"/>
+          <w:tab w:val="left" w:pos="2748"/>
+          <w:tab w:val="left" w:pos="3664"/>
+          <w:tab w:val="left" w:pos="4580"/>
+          <w:tab w:val="left" w:pos="5496"/>
+          <w:tab w:val="left" w:pos="6412"/>
+          <w:tab w:val="left" w:pos="7328"/>
+          <w:tab w:val="left" w:pos="8244"/>
+          <w:tab w:val="left" w:pos="9160"/>
+          <w:tab w:val="left" w:pos="10076"/>
+          <w:tab w:val="left" w:pos="10992"/>
+          <w:tab w:val="left" w:pos="11908"/>
+          <w:tab w:val="left" w:pos="12824"/>
+          <w:tab w:val="left" w:pos="13740"/>
+          <w:tab w:val="left" w:pos="14656"/>
+        </w:tabs>
+        <w:wordWrap w:val="0"/>
+        <w:spacing w:before="360" w:after="360" w:line="240" w:lineRule="auto"/>
+        <w:ind w:left="480" w:right="480"/>
+        <w:rPr>
+          <w:rFonts w:ascii="Consolas" w:eastAsia="Times New Roman" w:hAnsi="Consolas" w:cs="Courier New"/>
+          <w:kern w:val="0"/>
+          <w:sz w:val="18"/>
+          <w:szCs w:val="18"/>
+          <w:lang w:val="en-US"/>
+          <w14:ligatures w14:val="none"/>
+        </w:rPr>
+      </w:pPr>
+      <w:r>
+        <w:rPr>
+          <w:rFonts w:ascii="Consolas" w:eastAsia="Times New Roman" w:hAnsi="Consolas" w:cs="Courier New"/>
+          <w:kern w:val="0"/>
+          <w:sz w:val="18"/>
+          <w:szCs w:val="18"/>
+          <w:lang w:val="en-US"/>
+          <w14:ligatures w14:val="none"/>
+        </w:rPr>
+        <w:t>│ lstm (</w:t>
+      </w:r>
+      <w:r>
+        <w:rPr>
+          <w:rFonts w:ascii="Consolas" w:eastAsia="Times New Roman" w:hAnsi="Consolas" w:cs="Courier New"/>
+          <w:color w:val="0087FF"/>
+          <w:kern w:val="0"/>
+          <w:sz w:val="18"/>
+          <w:szCs w:val="18"/>
+          <w:lang w:val="en-US"/>
+          <w14:ligatures w14:val="none"/>
+        </w:rPr>
+        <w:t>LSTM</w:t>
+      </w:r>
+      <w:r>
+        <w:rPr>
+          <w:rFonts w:ascii="Consolas" w:eastAsia="Times New Roman" w:hAnsi="Consolas" w:cs="Courier New"/>
+          <w:kern w:val="0"/>
+          <w:sz w:val="18"/>
+          <w:szCs w:val="18"/>
+          <w:lang w:val="en-US"/>
+          <w14:ligatures w14:val="none"/>
+        </w:rPr>
+        <w:t>)                     │ (</w:t>
+      </w:r>
+      <w:r>
+        <w:rPr>
+          <w:rFonts w:ascii="Consolas" w:eastAsia="Times New Roman" w:hAnsi="Consolas" w:cs="Courier New"/>
+          <w:color w:val="00D7FF"/>
+          <w:kern w:val="0"/>
+          <w:sz w:val="18"/>
+          <w:szCs w:val="18"/>
+          <w:lang w:val="en-US"/>
+          <w14:ligatures w14:val="none"/>
+        </w:rPr>
+        <w:t>None</w:t>
+      </w:r>
+      <w:r>
+        <w:rPr>
+          <w:rFonts w:ascii="Consolas" w:eastAsia="Times New Roman" w:hAnsi="Consolas" w:cs="Courier New"/>
+          <w:kern w:val="0"/>
+          <w:sz w:val="18"/>
+          <w:szCs w:val="18"/>
+          <w:lang w:val="en-US"/>
+          <w14:ligatures w14:val="none"/>
+        </w:rPr>
+        <w:t xml:space="preserve">, </w:t>
+      </w:r>
+      <w:r>
+        <w:rPr>
+          <w:rFonts w:ascii="Consolas" w:eastAsia="Times New Roman" w:hAnsi="Consolas" w:cs="Courier New"/>
+          <w:color w:val="00AF00"/>
+          <w:kern w:val="0"/>
+          <w:sz w:val="18"/>
+          <w:szCs w:val="18"/>
+          <w:lang w:val="en-US"/>
+          <w14:ligatures w14:val="none"/>
+        </w:rPr>
+        <w:t>100</w:t>
+      </w:r>
+      <w:r>
+        <w:rPr>
+          <w:rFonts w:ascii="Consolas" w:eastAsia="Times New Roman" w:hAnsi="Consolas" w:cs="Courier New"/>
+          <w:kern w:val="0"/>
+          <w:sz w:val="18"/>
+          <w:szCs w:val="18"/>
+          <w:lang w:val="en-US"/>
+          <w14:ligatures w14:val="none"/>
+        </w:rPr>
+        <w:t xml:space="preserve">)            │        </w:t>
+      </w:r>
+      <w:r>
+        <w:rPr>
+          <w:rFonts w:ascii="Consolas" w:eastAsia="Times New Roman" w:hAnsi="Consolas" w:cs="Courier New"/>
+          <w:color w:val="00AF00"/>
+          <w:kern w:val="0"/>
+          <w:sz w:val="18"/>
+          <w:szCs w:val="18"/>
+          <w:lang w:val="en-US"/>
+          <w14:ligatures w14:val="none"/>
+        </w:rPr>
+        <w:t>40,800</w:t>
+      </w:r>
+      <w:r>
+        <w:rPr>
+          <w:rFonts w:ascii="Consolas" w:eastAsia="Times New Roman" w:hAnsi="Consolas" w:cs="Courier New"/>
+          <w:kern w:val="0"/>
+          <w:sz w:val="18"/>
+          <w:szCs w:val="18"/>
+          <w:lang w:val="en-US"/>
+          <w14:ligatures w14:val="none"/>
+        </w:rPr>
+        <w:t xml:space="preserve"> │</w:t>
+      </w:r>
+    </w:p>
+    <w:p>
+      <w:pPr>
+        <w:shd w:val="clear" w:color="auto" w:fill="FFFFFF"/>
+        <w:tabs>
+          <w:tab w:val="left" w:pos="916"/>
+          <w:tab w:val="left" w:pos="1832"/>
+          <w:tab w:val="left" w:pos="2748"/>
+          <w:tab w:val="left" w:pos="3664"/>
+          <w:tab w:val="left" w:pos="4580"/>
+          <w:tab w:val="left" w:pos="5496"/>
+          <w:tab w:val="left" w:pos="6412"/>
+          <w:tab w:val="left" w:pos="7328"/>
+          <w:tab w:val="left" w:pos="8244"/>
+          <w:tab w:val="left" w:pos="9160"/>
+          <w:tab w:val="left" w:pos="10076"/>
+          <w:tab w:val="left" w:pos="10992"/>
+          <w:tab w:val="left" w:pos="11908"/>
+          <w:tab w:val="left" w:pos="12824"/>
+          <w:tab w:val="left" w:pos="13740"/>
+          <w:tab w:val="left" w:pos="14656"/>
+        </w:tabs>
+        <w:wordWrap w:val="0"/>
+        <w:spacing w:before="360" w:after="360" w:line="240" w:lineRule="auto"/>
+        <w:ind w:left="480" w:right="480"/>
+        <w:rPr>
+          <w:rFonts w:ascii="Consolas" w:eastAsia="Times New Roman" w:hAnsi="Consolas" w:cs="Courier New"/>
+          <w:kern w:val="0"/>
+          <w:sz w:val="18"/>
+          <w:szCs w:val="18"/>
+          <w:lang w:val="en-US"/>
+          <w14:ligatures w14:val="none"/>
+        </w:rPr>
+      </w:pPr>
+      <w:r>
+        <w:rPr>
+          <w:rFonts w:ascii="Consolas" w:eastAsia="Times New Roman" w:hAnsi="Consolas" w:cs="Courier New"/>
+          <w:kern w:val="0"/>
+          <w:sz w:val="18"/>
+          <w:szCs w:val="18"/>
+          <w:lang w:val="en-US"/>
+          <w14:ligatures w14:val="none"/>
+        </w:rPr>
+        <w:t>├─────────────────────────────────┼────────────────────────┼───────────────┤</w:t>
+      </w:r>
+    </w:p>
+    <w:p>
+      <w:pPr>
+        <w:shd w:val="clear" w:color="auto" w:fill="FFFFFF"/>
+        <w:tabs>
+          <w:tab w:val="left" w:pos="916"/>
+          <w:tab w:val="left" w:pos="1832"/>
+          <w:tab w:val="left" w:pos="2748"/>
+          <w:tab w:val="left" w:pos="3664"/>
+          <w:tab w:val="left" w:pos="4580"/>
+          <w:tab w:val="left" w:pos="5496"/>
+          <w:tab w:val="left" w:pos="6412"/>
+          <w:tab w:val="left" w:pos="7328"/>
+          <w:tab w:val="left" w:pos="8244"/>
+          <w:tab w:val="left" w:pos="9160"/>
+          <w:tab w:val="left" w:pos="10076"/>
+          <w:tab w:val="left" w:pos="10992"/>
+          <w:tab w:val="left" w:pos="11908"/>
+          <w:tab w:val="left" w:pos="12824"/>
+          <w:tab w:val="left" w:pos="13740"/>
+          <w:tab w:val="left" w:pos="14656"/>
+        </w:tabs>
+        <w:wordWrap w:val="0"/>
+        <w:spacing w:before="360" w:after="360" w:line="240" w:lineRule="auto"/>
+        <w:ind w:left="480" w:right="480"/>
+        <w:rPr>
+          <w:rFonts w:ascii="Consolas" w:eastAsia="Times New Roman" w:hAnsi="Consolas" w:cs="Courier New"/>
+          <w:kern w:val="0"/>
+          <w:sz w:val="18"/>
+          <w:szCs w:val="18"/>
+          <w:lang w:val="en-US"/>
+          <w14:ligatures w14:val="none"/>
+        </w:rPr>
+      </w:pPr>
+      <w:r>
+        <w:rPr>
+          <w:rFonts w:ascii="Consolas" w:eastAsia="Times New Roman" w:hAnsi="Consolas" w:cs="Courier New"/>
+          <w:kern w:val="0"/>
+          <w:sz w:val="18"/>
+          <w:szCs w:val="18"/>
+          <w:lang w:val="en-US"/>
+          <w14:ligatures w14:val="none"/>
+        </w:rPr>
+        <w:t>│ dense_2 (</w:t>
+      </w:r>
+      <w:r>
+        <w:rPr>
+          <w:rFonts w:ascii="Consolas" w:eastAsia="Times New Roman" w:hAnsi="Consolas" w:cs="Courier New"/>
+          <w:color w:val="0087FF"/>
+          <w:kern w:val="0"/>
+          <w:sz w:val="18"/>
+          <w:szCs w:val="18"/>
+          <w:lang w:val="en-US"/>
+          <w14:ligatures w14:val="none"/>
+        </w:rPr>
+        <w:t>Dense</w:t>
+      </w:r>
+      <w:r>
+        <w:rPr>
+          <w:rFonts w:ascii="Consolas" w:eastAsia="Times New Roman" w:hAnsi="Consolas" w:cs="Courier New"/>
+          <w:kern w:val="0"/>
+          <w:sz w:val="18"/>
+          <w:szCs w:val="18"/>
+          <w:lang w:val="en-US"/>
+          <w14:ligatures w14:val="none"/>
+        </w:rPr>
+        <w:t>)                 │ (</w:t>
+      </w:r>
+      <w:r>
+        <w:rPr>
+          <w:rFonts w:ascii="Consolas" w:eastAsia="Times New Roman" w:hAnsi="Consolas" w:cs="Courier New"/>
+          <w:color w:val="00D7FF"/>
+          <w:kern w:val="0"/>
+          <w:sz w:val="18"/>
+          <w:szCs w:val="18"/>
+          <w:lang w:val="en-US"/>
+          <w14:ligatures w14:val="none"/>
+        </w:rPr>
+        <w:t>None</w:t>
+      </w:r>
+      <w:r>
+        <w:rPr>
+          <w:rFonts w:ascii="Consolas" w:eastAsia="Times New Roman" w:hAnsi="Consolas" w:cs="Courier New"/>
+          <w:kern w:val="0"/>
+          <w:sz w:val="18"/>
+          <w:szCs w:val="18"/>
+          <w:lang w:val="en-US"/>
+          <w14:ligatures w14:val="none"/>
+        </w:rPr>
+        <w:t xml:space="preserve">, </w:t>
+      </w:r>
+      <w:r>
+        <w:rPr>
+          <w:rFonts w:ascii="Consolas" w:eastAsia="Times New Roman" w:hAnsi="Consolas" w:cs="Courier New"/>
+          <w:color w:val="00AF00"/>
+          <w:kern w:val="0"/>
+          <w:sz w:val="18"/>
+          <w:szCs w:val="18"/>
+          <w:lang w:val="en-US"/>
+          <w14:ligatures w14:val="none"/>
+        </w:rPr>
+        <w:t>1</w:t>
+      </w:r>
+      <w:r>
+        <w:rPr>
+          <w:rFonts w:ascii="Consolas" w:eastAsia="Times New Roman" w:hAnsi="Consolas" w:cs="Courier New"/>
+          <w:kern w:val="0"/>
+          <w:sz w:val="18"/>
+          <w:szCs w:val="18"/>
+          <w:lang w:val="en-US"/>
+          <w14:ligatures w14:val="none"/>
+        </w:rPr>
+        <w:t xml:space="preserve">)              │           </w:t>
+      </w:r>
+      <w:r>
+        <w:rPr>
+          <w:rFonts w:ascii="Consolas" w:eastAsia="Times New Roman" w:hAnsi="Consolas" w:cs="Courier New"/>
+          <w:color w:val="00AF00"/>
+          <w:kern w:val="0"/>
+          <w:sz w:val="18"/>
+          <w:szCs w:val="18"/>
+          <w:lang w:val="en-US"/>
+          <w14:ligatures w14:val="none"/>
+        </w:rPr>
+        <w:t>101</w:t>
+      </w:r>
+      <w:r>
+        <w:rPr>
+          <w:rFonts w:ascii="Consolas" w:eastAsia="Times New Roman" w:hAnsi="Consolas" w:cs="Courier New"/>
+          <w:kern w:val="0"/>
+          <w:sz w:val="18"/>
+          <w:szCs w:val="18"/>
+          <w:lang w:val="en-US"/>
+          <w14:ligatures w14:val="none"/>
+        </w:rPr>
+        <w:t xml:space="preserve"> │</w:t>
+      </w:r>
+    </w:p>
+    <w:p>
+      <w:pPr>
+        <w:shd w:val="clear" w:color="auto" w:fill="FFFFFF"/>
+        <w:tabs>
+          <w:tab w:val="left" w:pos="916"/>
+          <w:tab w:val="left" w:pos="1832"/>
+          <w:tab w:val="left" w:pos="2748"/>
+          <w:tab w:val="left" w:pos="3664"/>
+          <w:tab w:val="left" w:pos="4580"/>
+          <w:tab w:val="left" w:pos="5496"/>
+          <w:tab w:val="left" w:pos="6412"/>
+          <w:tab w:val="left" w:pos="7328"/>
+          <w:tab w:val="left" w:pos="8244"/>
+          <w:tab w:val="left" w:pos="9160"/>
+          <w:tab w:val="left" w:pos="10076"/>
+          <w:tab w:val="left" w:pos="10992"/>
+          <w:tab w:val="left" w:pos="11908"/>
+          <w:tab w:val="left" w:pos="12824"/>
+          <w:tab w:val="left" w:pos="13740"/>
+          <w:tab w:val="left" w:pos="14656"/>
+        </w:tabs>
+        <w:wordWrap w:val="0"/>
+        <w:spacing w:before="360" w:after="360" w:line="240" w:lineRule="auto"/>
+        <w:ind w:left="480" w:right="480"/>
+        <w:rPr>
+          <w:rFonts w:ascii="Consolas" w:eastAsia="Times New Roman" w:hAnsi="Consolas" w:cs="Courier New"/>
+          <w:kern w:val="0"/>
+          <w:sz w:val="20"/>
+          <w:szCs w:val="20"/>
+          <w:lang w:val="en-US"/>
+          <w14:ligatures w14:val="none"/>
+        </w:rPr>
+      </w:pPr>
+      <w:r>
+        <w:rPr>
+          <w:rFonts w:ascii="Consolas" w:eastAsia="Times New Roman" w:hAnsi="Consolas" w:cs="Courier New"/>
+          <w:kern w:val="0"/>
+          <w:sz w:val="18"/>
+          <w:szCs w:val="18"/>
+          <w:lang w:val="en-US"/>
+          <w14:ligatures w14:val="none"/>
+        </w:rPr>
+        <w:t>└─────────────────────────────────┴────────────────────────┴───────────────┘</w:t>
+      </w:r>
+    </w:p>
+    <w:p>
+      <w:pPr>
+        <w:shd w:val="clear" w:color="auto" w:fill="FFFFFF"/>
+        <w:tabs>
+          <w:tab w:val="left" w:pos="916"/>
+          <w:tab w:val="left" w:pos="1832"/>
+          <w:tab w:val="left" w:pos="2748"/>
+          <w:tab w:val="left" w:pos="3664"/>
+          <w:tab w:val="left" w:pos="4580"/>
+          <w:tab w:val="left" w:pos="5496"/>
+          <w:tab w:val="left" w:pos="6412"/>
+          <w:tab w:val="left" w:pos="7328"/>
+          <w:tab w:val="left" w:pos="8244"/>
+          <w:tab w:val="left" w:pos="9160"/>
+          <w:tab w:val="left" w:pos="10076"/>
+          <w:tab w:val="left" w:pos="10992"/>
+          <w:tab w:val="left" w:pos="11908"/>
+          <w:tab w:val="left" w:pos="12824"/>
+          <w:tab w:val="left" w:pos="13740"/>
+          <w:tab w:val="left" w:pos="14656"/>
+        </w:tabs>
+        <w:wordWrap w:val="0"/>
+        <w:spacing w:before="360" w:after="360" w:line="240" w:lineRule="auto"/>
+        <w:ind w:left="480" w:right="480"/>
+        <w:rPr>
+          <w:rFonts w:ascii="Consolas" w:eastAsia="Times New Roman" w:hAnsi="Consolas" w:cs="Courier New"/>
+          <w:kern w:val="0"/>
+          <w:sz w:val="20"/>
+          <w:szCs w:val="20"/>
+          <w:lang w:val="en-US"/>
+          <w14:ligatures w14:val="none"/>
+        </w:rPr>
+      </w:pPr>
+      <w:r>
+        <w:rPr>
+          <w:rFonts w:ascii="Consolas" w:eastAsia="Times New Roman" w:hAnsi="Consolas" w:cs="Courier New"/>
+          <w:b/>
+          <w:bCs/>
+          <w:kern w:val="0"/>
+          <w:sz w:val="20"/>
+          <w:szCs w:val="20"/>
+          <w:lang w:val="en-US"/>
+          <w14:ligatures w14:val="none"/>
+        </w:rPr>
+        <w:t xml:space="preserve"> Total params: </w:t>
+      </w:r>
+      <w:r>
+        <w:rPr>
+          <w:rFonts w:ascii="Consolas" w:eastAsia="Times New Roman" w:hAnsi="Consolas" w:cs="Courier New"/>
+          <w:color w:val="00AF00"/>
+          <w:kern w:val="0"/>
+          <w:sz w:val="20"/>
+          <w:szCs w:val="20"/>
+          <w:lang w:val="en-US"/>
+          <w14:ligatures w14:val="none"/>
+        </w:rPr>
+        <w:t>40,901</w:t>
+      </w:r>
+      <w:r>
+        <w:rPr>
+          <w:rFonts w:ascii="Consolas" w:eastAsia="Times New Roman" w:hAnsi="Consolas" w:cs="Courier New"/>
+          <w:kern w:val="0"/>
+          <w:sz w:val="20"/>
+          <w:szCs w:val="20"/>
+          <w:lang w:val="en-US"/>
+          <w14:ligatures w14:val="none"/>
+        </w:rPr>
+        <w:t xml:space="preserve"> (159.77 KB)</w:t>
+      </w:r>
+    </w:p>
+    <w:p>
+      <w:pPr>
+        <w:shd w:val="clear" w:color="auto" w:fill="FFFFFF"/>
+        <w:tabs>
+          <w:tab w:val="left" w:pos="916"/>
+          <w:tab w:val="left" w:pos="1832"/>
+          <w:tab w:val="left" w:pos="2748"/>
+          <w:tab w:val="left" w:pos="3664"/>
+          <w:tab w:val="left" w:pos="4580"/>
+          <w:tab w:val="left" w:pos="5496"/>
+          <w:tab w:val="left" w:pos="6412"/>
+          <w:tab w:val="left" w:pos="7328"/>
+          <w:tab w:val="left" w:pos="8244"/>
+          <w:tab w:val="left" w:pos="9160"/>
+          <w:tab w:val="left" w:pos="10076"/>
+          <w:tab w:val="left" w:pos="10992"/>
+          <w:tab w:val="left" w:pos="11908"/>
+          <w:tab w:val="left" w:pos="12824"/>
+          <w:tab w:val="left" w:pos="13740"/>
+          <w:tab w:val="left" w:pos="14656"/>
+        </w:tabs>
+        <w:wordWrap w:val="0"/>
+        <w:spacing w:before="360" w:after="360" w:line="240" w:lineRule="auto"/>
+        <w:ind w:left="480" w:right="480"/>
+        <w:rPr>
+          <w:rFonts w:ascii="Consolas" w:eastAsia="Times New Roman" w:hAnsi="Consolas" w:cs="Courier New"/>
+          <w:kern w:val="0"/>
+          <w:sz w:val="20"/>
+          <w:szCs w:val="20"/>
+          <w:lang w:val="en-US"/>
+          <w14:ligatures w14:val="none"/>
+        </w:rPr>
+      </w:pPr>
+      <w:r>
+        <w:rPr>
+          <w:rFonts w:ascii="Consolas" w:eastAsia="Times New Roman" w:hAnsi="Consolas" w:cs="Courier New"/>
+          <w:b/>
+          <w:bCs/>
+          <w:kern w:val="0"/>
+          <w:sz w:val="20"/>
+          <w:szCs w:val="20"/>
+          <w:lang w:val="en-US"/>
+          <w14:ligatures w14:val="none"/>
+        </w:rPr>
+        <w:t xml:space="preserve"> Trainable params: </w:t>
+      </w:r>
+      <w:r>
+        <w:rPr>
+          <w:rFonts w:ascii="Consolas" w:eastAsia="Times New Roman" w:hAnsi="Consolas" w:cs="Courier New"/>
+          <w:color w:val="00AF00"/>
+          <w:kern w:val="0"/>
+          <w:sz w:val="20"/>
+          <w:szCs w:val="20"/>
+          <w:lang w:val="en-US"/>
+          <w14:ligatures w14:val="none"/>
+        </w:rPr>
+        <w:t>40,901</w:t>
+      </w:r>
+      <w:r>
+        <w:rPr>
+          <w:rFonts w:ascii="Consolas" w:eastAsia="Times New Roman" w:hAnsi="Consolas" w:cs="Courier New"/>
+          <w:kern w:val="0"/>
+          <w:sz w:val="20"/>
+          <w:szCs w:val="20"/>
+          <w:lang w:val="en-US"/>
+          <w14:ligatures w14:val="none"/>
+        </w:rPr>
+        <w:t xml:space="preserve"> (159.77 KB)</w:t>
+      </w:r>
+    </w:p>
+    <w:p>
+      <w:pPr>
+        <w:shd w:val="clear" w:color="auto" w:fill="FFFFFF"/>
+        <w:tabs>
+          <w:tab w:val="left" w:pos="916"/>
+          <w:tab w:val="left" w:pos="1832"/>
+          <w:tab w:val="left" w:pos="2748"/>
+          <w:tab w:val="left" w:pos="3664"/>
+          <w:tab w:val="left" w:pos="4580"/>
+          <w:tab w:val="left" w:pos="5496"/>
+          <w:tab w:val="left" w:pos="6412"/>
+          <w:tab w:val="left" w:pos="7328"/>
+          <w:tab w:val="left" w:pos="8244"/>
+          <w:tab w:val="left" w:pos="9160"/>
+          <w:tab w:val="left" w:pos="10076"/>
+          <w:tab w:val="left" w:pos="10992"/>
+          <w:tab w:val="left" w:pos="11908"/>
+          <w:tab w:val="left" w:pos="12824"/>
+          <w:tab w:val="left" w:pos="13740"/>
+          <w:tab w:val="left" w:pos="14656"/>
+        </w:tabs>
+        <w:wordWrap w:val="0"/>
+        <w:spacing w:before="360" w:after="360" w:line="240" w:lineRule="auto"/>
+        <w:ind w:left="480" w:right="480"/>
+        <w:rPr>
+          <w:rFonts w:ascii="Consolas" w:eastAsia="Times New Roman" w:hAnsi="Consolas" w:cs="Courier New"/>
+          <w:kern w:val="0"/>
+          <w:sz w:val="20"/>
+          <w:szCs w:val="20"/>
+          <w:lang w:val="en-US"/>
+          <w14:ligatures w14:val="none"/>
+        </w:rPr>
+      </w:pPr>
+      <w:r>
+        <w:rPr>
+          <w:rFonts w:ascii="Consolas" w:eastAsia="Times New Roman" w:hAnsi="Consolas" w:cs="Courier New"/>
+          <w:b/>
+          <w:bCs/>
+          <w:kern w:val="0"/>
+          <w:sz w:val="20"/>
+          <w:szCs w:val="20"/>
+          <w:lang w:val="en-US"/>
+          <w14:ligatures w14:val="none"/>
+        </w:rPr>
+        <w:t xml:space="preserve"> Non-trainable params: </w:t>
+      </w:r>
+      <w:r>
+        <w:rPr>
+          <w:rFonts w:ascii="Consolas" w:eastAsia="Times New Roman" w:hAnsi="Consolas" w:cs="Courier New"/>
+          <w:color w:val="00AF00"/>
+          <w:kern w:val="0"/>
+          <w:sz w:val="20"/>
+          <w:szCs w:val="20"/>
+          <w:lang w:val="en-US"/>
+          <w14:ligatures w14:val="none"/>
+        </w:rPr>
+        <w:t>0</w:t>
+      </w:r>
+      <w:r>
+        <w:rPr>
+          <w:rFonts w:ascii="Consolas" w:eastAsia="Times New Roman" w:hAnsi="Consolas" w:cs="Courier New"/>
+          <w:kern w:val="0"/>
+          <w:sz w:val="20"/>
+          <w:szCs w:val="20"/>
+          <w:lang w:val="en-US"/>
+          <w14:ligatures w14:val="none"/>
+        </w:rPr>
+        <w:t xml:space="preserve"> (0.00 B)</w:t>
+      </w:r>
+    </w:p>
+    <w:p>
+      <w:pPr>
+        <w:shd w:val="clear" w:color="auto" w:fill="FFFFFF"/>
+        <w:tabs>
+          <w:tab w:val="left" w:pos="916"/>
+          <w:tab w:val="left" w:pos="1832"/>
+          <w:tab w:val="left" w:pos="2748"/>
+          <w:tab w:val="left" w:pos="3664"/>
+          <w:tab w:val="left" w:pos="4580"/>
+          <w:tab w:val="left" w:pos="5496"/>
+          <w:tab w:val="left" w:pos="6412"/>
+          <w:tab w:val="left" w:pos="7328"/>
+          <w:tab w:val="left" w:pos="8244"/>
+          <w:tab w:val="left" w:pos="9160"/>
+          <w:tab w:val="left" w:pos="10076"/>
+          <w:tab w:val="left" w:pos="10992"/>
+          <w:tab w:val="left" w:pos="11908"/>
+          <w:tab w:val="left" w:pos="12824"/>
+          <w:tab w:val="left" w:pos="13740"/>
+          <w:tab w:val="left" w:pos="14656"/>
+        </w:tabs>
+        <w:wordWrap w:val="0"/>
+        <w:spacing w:before="360" w:after="360" w:line="240" w:lineRule="auto"/>
+        <w:ind w:left="480" w:right="480"/>
+        <w:rPr>
+          <w:rFonts w:ascii="Consolas" w:eastAsia="Times New Roman" w:hAnsi="Consolas" w:cs="Courier New"/>
+          <w:kern w:val="0"/>
+          <w:sz w:val="20"/>
+          <w:szCs w:val="20"/>
+          <w:lang w:val="en-US"/>
+          <w14:ligatures w14:val="none"/>
+        </w:rPr>
+      </w:pPr>
+    </w:p>
+    <w:p>
+      <w:pPr>
+        <w:shd w:val="clear" w:color="auto" w:fill="FFFFFF"/>
+        <w:tabs>
+          <w:tab w:val="left" w:pos="916"/>
+          <w:tab w:val="left" w:pos="1832"/>
+          <w:tab w:val="left" w:pos="2748"/>
+          <w:tab w:val="left" w:pos="3664"/>
+          <w:tab w:val="left" w:pos="4580"/>
+          <w:tab w:val="left" w:pos="5496"/>
+          <w:tab w:val="left" w:pos="6412"/>
+          <w:tab w:val="left" w:pos="7328"/>
+          <w:tab w:val="left" w:pos="8244"/>
+          <w:tab w:val="left" w:pos="9160"/>
+          <w:tab w:val="left" w:pos="10076"/>
+          <w:tab w:val="left" w:pos="10992"/>
+          <w:tab w:val="left" w:pos="11908"/>
+          <w:tab w:val="left" w:pos="12824"/>
+          <w:tab w:val="left" w:pos="13740"/>
+          <w:tab w:val="left" w:pos="14656"/>
+        </w:tabs>
+        <w:wordWrap w:val="0"/>
+        <w:spacing w:before="360" w:after="360" w:line="240" w:lineRule="auto"/>
+        <w:ind w:left="480" w:right="480"/>
+        <w:rPr>
+          <w:rFonts w:ascii="Consolas" w:eastAsia="Times New Roman" w:hAnsi="Consolas" w:cs="Courier New"/>
+          <w:kern w:val="0"/>
+          <w:sz w:val="20"/>
+          <w:szCs w:val="20"/>
+          <w:lang w:val="en-US"/>
+          <w14:ligatures w14:val="none"/>
+        </w:rPr>
+      </w:pPr>
+      <w:r>
+        <w:rPr>
+          <w:rFonts w:ascii="Consolas" w:eastAsia="Times New Roman" w:hAnsi="Consolas" w:cs="Courier New"/>
+          <w:kern w:val="0"/>
+          <w:sz w:val="20"/>
+          <w:szCs w:val="20"/>
+          <w:lang w:val="en-US"/>
+          <w14:ligatures w14:val="none"/>
+        </w:rPr>
+        <w:lastRenderedPageBreak/>
+        <w:t>02)</w:t>
+      </w:r>
+      <w:r>
+        <w:rPr>
+          <w:rFonts w:ascii="Consolas" w:eastAsia="Times New Roman" w:hAnsi="Consolas" w:cs="Courier New"/>
+          <w:kern w:val="0"/>
+          <w:sz w:val="20"/>
+          <w:szCs w:val="20"/>
+          <w:lang w:val="en-US"/>
+          <w14:ligatures w14:val="none"/>
+        </w:rPr>
+        <w:tab/>
+      </w:r>
+      <w:r>
+        <w:rPr>
+          <w:rFonts w:ascii="Consolas" w:eastAsia="Times New Roman" w:hAnsi="Consolas" w:cs="Courier New"/>
+          <w:kern w:val="0"/>
+          <w:sz w:val="20"/>
+          <w:szCs w:val="20"/>
+          <w:lang w:val="en-US"/>
+          <w14:ligatures w14:val="none"/>
+        </w:rPr>
+        <w:t>LAST_DIGIT_IN_YOUR_SID = 9</w:t>
+      </w:r>
+    </w:p>
+    <w:p>
+      <w:pPr>
+        <w:shd w:val="clear" w:color="auto" w:fill="FFFFFF"/>
+        <w:tabs>
+          <w:tab w:val="left" w:pos="916"/>
+          <w:tab w:val="left" w:pos="1832"/>
+          <w:tab w:val="left" w:pos="2748"/>
+          <w:tab w:val="left" w:pos="3664"/>
+          <w:tab w:val="left" w:pos="4580"/>
+          <w:tab w:val="left" w:pos="5496"/>
+          <w:tab w:val="left" w:pos="6412"/>
+          <w:tab w:val="left" w:pos="7328"/>
+          <w:tab w:val="left" w:pos="8244"/>
+          <w:tab w:val="left" w:pos="9160"/>
+          <w:tab w:val="left" w:pos="10076"/>
+          <w:tab w:val="left" w:pos="10992"/>
+          <w:tab w:val="left" w:pos="11908"/>
+          <w:tab w:val="left" w:pos="12824"/>
+          <w:tab w:val="left" w:pos="13740"/>
+          <w:tab w:val="left" w:pos="14656"/>
+        </w:tabs>
+        <w:wordWrap w:val="0"/>
+        <w:spacing w:before="360" w:after="360" w:line="240" w:lineRule="auto"/>
+        <w:ind w:left="480" w:right="480"/>
+        <w:rPr>
+          <w:rFonts w:ascii="Consolas" w:eastAsia="Times New Roman" w:hAnsi="Consolas" w:cs="Courier New"/>
+          <w:kern w:val="0"/>
+          <w:sz w:val="20"/>
+          <w:szCs w:val="20"/>
+          <w:lang w:val="en-US"/>
+          <w14:ligatures w14:val="none"/>
+        </w:rPr>
+      </w:pPr>
+      <w:r>
+        <w:rPr>
+          <w:rFonts w:ascii="Consolas" w:eastAsia="Times New Roman" w:hAnsi="Consolas" w:cs="Courier New"/>
+          <w:kern w:val="0"/>
+          <w:sz w:val="20"/>
+          <w:szCs w:val="20"/>
+          <w:lang w:val="en-US"/>
+          <w14:ligatures w14:val="none"/>
+        </w:rPr>
+        <w:t>early_stop = EarlyStopping(monitor='val_loss',patience=LAST_DIGIT_IN_YOUR_SID)</w:t>
+      </w:r>
+    </w:p>
+    <w:p>
+      <w:pPr>
+        <w:shd w:val="clear" w:color="auto" w:fill="FFFFFF"/>
+        <w:tabs>
+          <w:tab w:val="left" w:pos="916"/>
+          <w:tab w:val="left" w:pos="1832"/>
+          <w:tab w:val="left" w:pos="2748"/>
+          <w:tab w:val="left" w:pos="3664"/>
+          <w:tab w:val="left" w:pos="4580"/>
+          <w:tab w:val="left" w:pos="5496"/>
+          <w:tab w:val="left" w:pos="6412"/>
+          <w:tab w:val="left" w:pos="7328"/>
+          <w:tab w:val="left" w:pos="8244"/>
+          <w:tab w:val="left" w:pos="9160"/>
+          <w:tab w:val="left" w:pos="10076"/>
+          <w:tab w:val="left" w:pos="10992"/>
+          <w:tab w:val="left" w:pos="11908"/>
+          <w:tab w:val="left" w:pos="12824"/>
+          <w:tab w:val="left" w:pos="13740"/>
+          <w:tab w:val="left" w:pos="14656"/>
+        </w:tabs>
+        <w:wordWrap w:val="0"/>
+        <w:spacing w:before="360" w:after="360" w:line="240" w:lineRule="auto"/>
+        <w:ind w:left="480" w:right="480"/>
+        <w:rPr>
+          <w:rFonts w:ascii="Consolas" w:eastAsia="Times New Roman" w:hAnsi="Consolas" w:cs="Courier New"/>
+          <w:kern w:val="0"/>
+          <w:sz w:val="20"/>
+          <w:szCs w:val="20"/>
+          <w:lang w:val="en-US"/>
+          <w14:ligatures w14:val="none"/>
+        </w:rPr>
+      </w:pPr>
+      <w:r>
+        <w:rPr>
+          <w:rFonts w:ascii="Consolas" w:eastAsia="Times New Roman" w:hAnsi="Consolas" w:cs="Courier New"/>
+          <w:kern w:val="0"/>
+          <w:sz w:val="20"/>
+          <w:szCs w:val="20"/>
+          <w:lang w:val="en-US"/>
+          <w14:ligatures w14:val="none"/>
+        </w:rPr>
+        <w:t>history_2 =  model.fit(generator,  epochs=30,validation_data=validation_generator,callbacks=[early_stop])</w:t>
+      </w:r>
+    </w:p>
+    <w:p>
+      <w:pPr>
+        <w:shd w:val="clear" w:color="auto" w:fill="FFFFFF"/>
+        <w:tabs>
+          <w:tab w:val="left" w:pos="916"/>
+          <w:tab w:val="left" w:pos="1832"/>
+          <w:tab w:val="left" w:pos="2748"/>
+          <w:tab w:val="left" w:pos="3664"/>
+          <w:tab w:val="left" w:pos="4580"/>
+          <w:tab w:val="left" w:pos="5496"/>
+          <w:tab w:val="left" w:pos="6412"/>
+          <w:tab w:val="left" w:pos="7328"/>
+          <w:tab w:val="left" w:pos="8244"/>
+          <w:tab w:val="left" w:pos="9160"/>
+          <w:tab w:val="left" w:pos="10076"/>
+          <w:tab w:val="left" w:pos="10992"/>
+          <w:tab w:val="left" w:pos="11908"/>
+          <w:tab w:val="left" w:pos="12824"/>
+          <w:tab w:val="left" w:pos="13740"/>
+          <w:tab w:val="left" w:pos="14656"/>
+        </w:tabs>
+        <w:wordWrap w:val="0"/>
+        <w:spacing w:before="360" w:after="360" w:line="240" w:lineRule="auto"/>
+        <w:ind w:left="480" w:right="480"/>
+        <w:rPr>
+          <w:rFonts w:ascii="Consolas" w:eastAsia="Times New Roman" w:hAnsi="Consolas" w:cs="Courier New"/>
+          <w:kern w:val="0"/>
+          <w:sz w:val="20"/>
+          <w:szCs w:val="20"/>
+          <w:lang w:val="en-US"/>
+          <w14:ligatures w14:val="none"/>
+        </w:rPr>
+      </w:pPr>
+      <w:r>
+        <w:rPr>
+          <w:rFonts w:ascii="Consolas" w:eastAsia="Times New Roman" w:hAnsi="Consolas" w:cs="Courier New"/>
+          <w:kern w:val="0"/>
+          <w:sz w:val="20"/>
+          <w:szCs w:val="20"/>
+          <w:lang w:val="en-US"/>
+          <w14:ligatures w14:val="none"/>
+        </w:rPr>
+        <w:t>03)</w:t>
+      </w:r>
+      <w:r>
+        <w:rPr>
+          <w:noProof/>
+        </w:rPr>
+        <w:t xml:space="preserve"> </w:t>
+      </w:r>
+    </w:p>
+    <w:p>
+      <w:pPr>
+        <w:shd w:val="clear" w:color="auto" w:fill="FFFFFF"/>
+        <w:tabs>
+          <w:tab w:val="left" w:pos="916"/>
+          <w:tab w:val="left" w:pos="1832"/>
+          <w:tab w:val="left" w:pos="2748"/>
+          <w:tab w:val="left" w:pos="3664"/>
+          <w:tab w:val="left" w:pos="4580"/>
+          <w:tab w:val="left" w:pos="5496"/>
+          <w:tab w:val="left" w:pos="6412"/>
+          <w:tab w:val="left" w:pos="7328"/>
+          <w:tab w:val="left" w:pos="8244"/>
+          <w:tab w:val="left" w:pos="9160"/>
+          <w:tab w:val="left" w:pos="10076"/>
+          <w:tab w:val="left" w:pos="10992"/>
+          <w:tab w:val="left" w:pos="11908"/>
+          <w:tab w:val="left" w:pos="12824"/>
+          <w:tab w:val="left" w:pos="13740"/>
+          <w:tab w:val="left" w:pos="14656"/>
+        </w:tabs>
+        <w:wordWrap w:val="0"/>
+        <w:spacing w:before="360" w:after="360" w:line="240" w:lineRule="auto"/>
+        <w:ind w:left="480" w:right="480"/>
+        <w:rPr>
+          <w:rFonts w:ascii="Consolas" w:eastAsia="Times New Roman" w:hAnsi="Consolas" w:cs="Courier New"/>
+          <w:kern w:val="0"/>
+          <w:sz w:val="20"/>
+          <w:szCs w:val="20"/>
+          <w:lang w:val="en-US"/>
+          <w14:ligatures w14:val="none"/>
+        </w:rPr>
+      </w:pPr>
+      <w:r>
+        <w:rPr>
+          <w:rFonts w:ascii="Consolas" w:eastAsia="Times New Roman" w:hAnsi="Consolas" w:cs="Courier New"/>
+          <w:kern w:val="0"/>
+          <w:sz w:val="20"/>
+          <w:szCs w:val="20"/>
+          <w:lang w:val="en-US"/>
+          <w14:ligatures w14:val="none"/>
+        </w:rPr>
+        <w:drawing>
+          <wp:inline distT="0" distB="0" distL="0" distR="0" wp14:anchorId="2E506BCF" wp14:editId="71E0D1F1">
+            <wp:extent cx="5731510" cy="3647440"/>
+            <wp:effectExtent l="0" t="0" r="2540" b="0"/>
+            <wp:docPr id="4" name="Picture 4"/>
+            <wp:cNvGraphicFramePr>
+              <a:graphicFrameLocks xmlns:a="http://schemas.openxmlformats.org/drawingml/2006/main" noChangeAspect="1"/>
+            </wp:cNvGraphicFramePr>
+            <a:graphic xmlns:a="http://schemas.openxmlformats.org/drawingml/2006/main">
+              <a:graphicData uri="http://schemas.openxmlformats.org/drawingml/2006/picture">
+                <pic:pic xmlns:pic="http://schemas.openxmlformats.org/drawingml/2006/picture">
+                  <pic:nvPicPr>
+                    <pic:cNvPr id="1" name=""/>
+                    <pic:cNvPicPr/>
+                  </pic:nvPicPr>
+                  <pic:blipFill>
+                    <a:blip r:embed="rId7"/>
+                    <a:stretch>
+                      <a:fillRect/>
+                    </a:stretch>
+                  </pic:blipFill>
+                  <pic:spPr>
+                    <a:xfrm>
+                      <a:off x="0" y="0"/>
+                      <a:ext cx="5731510" cy="3647440"/>
+                    </a:xfrm>
+                    <a:prstGeom prst="rect">
+                      <a:avLst/>
+                    </a:prstGeom>
+                  </pic:spPr>
+                </pic:pic>
+              </a:graphicData>
+            </a:graphic>
+          </wp:inline>
+        </w:drawing>
+      </w:r>
+    </w:p>
+    <w:p>
+      <w:pPr>
+        <w:jc w:val="both"/>
         <w:rPr>
           <w:sz w:val="44"/>
           <w:szCs w:val="44"/>
           <w:u w:val="single"/>
         </w:rPr>
-        <w:lastRenderedPageBreak/>
-        <w:t>Lab 6</w:t>
-      </w:r>
+      </w:pPr>
     </w:p>
     <w:p>
       <w:pPr>
@@ -3146,6 +6346,96 @@
 <file path=word/numbering.xml><?xml version="1.0" encoding="utf-8"?>
 <w:numbering xmlns:wpc="http://schemas.microsoft.com/office/word/2010/wordprocessingCanvas" xmlns:cx="http://schemas.microsoft.com/office/drawing/2014/chartex" xmlns:cx1="http://schemas.microsoft.com/office/drawing/2015/9/8/chartex" xmlns:cx2="http://schemas.microsoft.com/office/drawing/2015/10/21/chartex" xmlns:cx3="http://schemas.microsoft.com/office/drawing/2016/5/9/chartex" xmlns:cx4="http://schemas.microsoft.com/office/drawing/2016/5/10/chartex" xmlns:cx5="http://schemas.microsoft.com/office/drawing/2016/5/11/chartex" xmlns:cx6="http://schemas.microsoft.com/office/drawing/2016/5/12/chartex" xmlns:cx7="http://schemas.microsoft.com/office/drawing/2016/5/13/chartex" xmlns:cx8="http://schemas.microsoft.com/office/drawing/2016/5/14/chartex" xmlns:mc="http://schemas.openxmlformats.org/markup-compatibility/2006" xmlns:aink="http://schemas.microsoft.com/office/drawing/2016/ink" xmlns:am3d="http://schemas.microsoft.com/office/drawing/2017/model3d" xmlns:o="urn:schemas-microsoft-com:office:office" xmlns:r="http://schemas.openxmlformats.org/officeDocument/2006/relationships" xmlns:m="http://schemas.openxmlformats.org/officeDocument/2006/math" xmlns:v="urn:schemas-microsoft-com:vml" xmlns:wp14="http://schemas.microsoft.com/office/word/2010/wordprocessingDrawing" xmlns:wp="http://schemas.openxmlformats.org/drawingml/2006/wordprocessingDrawing" xmlns:w10="urn:schemas-microsoft-com:office:word" xmlns:w="http://schemas.openxmlformats.org/wordprocessingml/2006/main" xmlns:w14="http://schemas.microsoft.com/office/word/2010/wordml" xmlns:w15="http://schemas.microsoft.com/office/word/2012/wordml" xmlns:w16cex="http://schemas.microsoft.com/office/word/2018/wordml/cex" xmlns:w16cid="http://schemas.microsoft.com/office/word/2016/wordml/cid" xmlns:w16="http://schemas.microsoft.com/office/word/2018/wordml" xmlns:w16sdtdh="http://schemas.microsoft.com/office/word/2020/wordml/sdtdatahash" xmlns:w16se="http://schemas.microsoft.com/office/word/2015/wordml/symex" xmlns:wpg="http://schemas.microsoft.com/office/word/2010/wordprocessingGroup" xmlns:wpi="http://schemas.microsoft.com/office/word/2010/wordprocessingInk" xmlns:wne="http://schemas.microsoft.com/office/word/2006/wordml" xmlns:wps="http://schemas.microsoft.com/office/word/2010/wordprocessingShape" mc:Ignorable="w14 w15 w16se w16cid w16 w16cex w16sdtdh wp14">
   <w:abstractNum w:abstractNumId="0" w15:restartNumberingAfterBreak="0">
+    <w:nsid w:val="429930E0"/>
+    <w:multiLevelType w:val="hybridMultilevel"/>
+    <w:tmpl w:val="4516DFDC"/>
+    <w:lvl w:ilvl="0" w:tplc="3FAACFFA">
+      <w:start w:val="1"/>
+      <w:numFmt w:val="decimalZero"/>
+      <w:lvlText w:val="%1)"/>
+      <w:lvlJc w:val="left"/>
+      <w:pPr>
+        <w:ind w:left="840" w:hanging="360"/>
+      </w:pPr>
+      <w:rPr>
+        <w:rFonts w:hint="default"/>
+        <w:b/>
+      </w:rPr>
+    </w:lvl>
+    <w:lvl w:ilvl="1" w:tplc="04090019" w:tentative="1">
+      <w:start w:val="1"/>
+      <w:numFmt w:val="lowerLetter"/>
+      <w:lvlText w:val="%2."/>
+      <w:lvlJc w:val="left"/>
+      <w:pPr>
+        <w:ind w:left="1560" w:hanging="360"/>
+      </w:pPr>
+    </w:lvl>
+    <w:lvl w:ilvl="2" w:tplc="0409001B" w:tentative="1">
+      <w:start w:val="1"/>
+      <w:numFmt w:val="lowerRoman"/>
+      <w:lvlText w:val="%3."/>
+      <w:lvlJc w:val="right"/>
+      <w:pPr>
+        <w:ind w:left="2280" w:hanging="180"/>
+      </w:pPr>
+    </w:lvl>
+    <w:lvl w:ilvl="3" w:tplc="0409000F" w:tentative="1">
+      <w:start w:val="1"/>
+      <w:numFmt w:val="decimal"/>
+      <w:lvlText w:val="%4."/>
+      <w:lvlJc w:val="left"/>
+      <w:pPr>
+        <w:ind w:left="3000" w:hanging="360"/>
+      </w:pPr>
+    </w:lvl>
+    <w:lvl w:ilvl="4" w:tplc="04090019" w:tentative="1">
+      <w:start w:val="1"/>
+      <w:numFmt w:val="lowerLetter"/>
+      <w:lvlText w:val="%5."/>
+      <w:lvlJc w:val="left"/>
+      <w:pPr>
+        <w:ind w:left="3720" w:hanging="360"/>
+      </w:pPr>
+    </w:lvl>
+    <w:lvl w:ilvl="5" w:tplc="0409001B" w:tentative="1">
+      <w:start w:val="1"/>
+      <w:numFmt w:val="lowerRoman"/>
+      <w:lvlText w:val="%6."/>
+      <w:lvlJc w:val="right"/>
+      <w:pPr>
+        <w:ind w:left="4440" w:hanging="180"/>
+      </w:pPr>
+    </w:lvl>
+    <w:lvl w:ilvl="6" w:tplc="0409000F" w:tentative="1">
+      <w:start w:val="1"/>
+      <w:numFmt w:val="decimal"/>
+      <w:lvlText w:val="%7."/>
+      <w:lvlJc w:val="left"/>
+      <w:pPr>
+        <w:ind w:left="5160" w:hanging="360"/>
+      </w:pPr>
+    </w:lvl>
+    <w:lvl w:ilvl="7" w:tplc="04090019" w:tentative="1">
+      <w:start w:val="1"/>
+      <w:numFmt w:val="lowerLetter"/>
+      <w:lvlText w:val="%8."/>
+      <w:lvlJc w:val="left"/>
+      <w:pPr>
+        <w:ind w:left="5880" w:hanging="360"/>
+      </w:pPr>
+    </w:lvl>
+    <w:lvl w:ilvl="8" w:tplc="0409001B" w:tentative="1">
+      <w:start w:val="1"/>
+      <w:numFmt w:val="lowerRoman"/>
+      <w:lvlText w:val="%9."/>
+      <w:lvlJc w:val="right"/>
+      <w:pPr>
+        <w:ind w:left="6600" w:hanging="180"/>
+      </w:pPr>
+    </w:lvl>
+  </w:abstractNum>
+  <w:abstractNum w:abstractNumId="1" w15:restartNumberingAfterBreak="0">
     <w:nsid w:val="42F5764D"/>
     <w:multiLevelType w:val="hybridMultilevel"/>
     <w:tmpl w:val="0158EFC8"/>
@@ -3234,7 +6524,7 @@
       </w:pPr>
     </w:lvl>
   </w:abstractNum>
-  <w:abstractNum w:abstractNumId="1" w15:restartNumberingAfterBreak="0">
+  <w:abstractNum w:abstractNumId="2" w15:restartNumberingAfterBreak="0">
     <w:nsid w:val="664E0288"/>
     <w:multiLevelType w:val="hybridMultilevel"/>
     <w:tmpl w:val="C28615B4"/>
@@ -3324,7 +6614,7 @@
       </w:pPr>
     </w:lvl>
   </w:abstractNum>
-  <w:abstractNum w:abstractNumId="2" w15:restartNumberingAfterBreak="0">
+  <w:abstractNum w:abstractNumId="3" w15:restartNumberingAfterBreak="0">
     <w:nsid w:val="7D7C613C"/>
     <w:multiLevelType w:val="hybridMultilevel"/>
     <w:tmpl w:val="8A7650B0"/>
@@ -3414,13 +6704,16 @@
     </w:lvl>
   </w:abstractNum>
   <w:num w:numId="1">
-    <w:abstractNumId w:val="0"/>
+    <w:abstractNumId w:val="1"/>
   </w:num>
   <w:num w:numId="2">
+    <w:abstractNumId w:val="3"/>
+  </w:num>
+  <w:num w:numId="3">
     <w:abstractNumId w:val="2"/>
   </w:num>
-  <w:num w:numId="3">
-    <w:abstractNumId w:val="1"/>
+  <w:num w:numId="4">
+    <w:abstractNumId w:val="0"/>
   </w:num>
 </w:numbering>
 </file>
